--- a/legal/01-core/03_SERVICE_ORDER.docx
+++ b/legal/01-core/03_SERVICE_ORDER.docx
@@ -2,105 +2,214 @@
 <file path=word/document.xml><?xml version="1.0" encoding="utf-8"?>
 <w:document xmlns:wpc="http://schemas.microsoft.com/office/word/2010/wordprocessingCanvas" xmlns:mo="http://schemas.microsoft.com/office/mac/office/2008/main" xmlns:mc="http://schemas.openxmlformats.org/markup-compatibility/2006" xmlns:mv="urn:schemas-microsoft-com:mac:vml" xmlns:o="urn:schemas-microsoft-com:office:office" xmlns:r="http://schemas.openxmlformats.org/officeDocument/2006/relationships" xmlns:m="http://schemas.openxmlformats.org/officeDocument/2006/math" xmlns:v="urn:schemas-microsoft-com:vml" xmlns:wp14="http://schemas.microsoft.com/office/word/2010/wordprocessingDrawing" xmlns:wp="http://schemas.openxmlformats.org/drawingml/2006/wordprocessingDrawing" xmlns:w10="urn:schemas-microsoft-com:office:word" xmlns:w="http://schemas.openxmlformats.org/wordprocessingml/2006/main" xmlns:w14="http://schemas.microsoft.com/office/word/2010/wordml" xmlns:wpg="http://schemas.microsoft.com/office/word/2010/wordprocessingGroup" xmlns:wpi="http://schemas.microsoft.com/office/word/2010/wordprocessingInk" xmlns:wne="http://schemas.microsoft.com/office/word/2006/wordml" xmlns:wps="http://schemas.microsoft.com/office/word/2010/wordprocessingShape" mc:Ignorable="w14 wp14">
   <w:body>
+    <w:tbl>
+      <w:tblPr>
+        <w:tblW w:type="auto" w:w="0"/>
+        <w:jc w:val="center"/>
+        <w:tblLook w:firstColumn="1" w:firstRow="1" w:lastColumn="0" w:lastRow="0" w:noHBand="0" w:noVBand="1" w:val="04A0"/>
+        <w:tblBorders>
+          <w:top w:val="none"/>
+          <w:bottom w:val="none"/>
+          <w:left w:val="none"/>
+          <w:right w:val="none"/>
+          <w:insideH w:val="none"/>
+          <w:insideV w:val="none"/>
+        </w:tblBorders>
+      </w:tblPr>
+      <w:tblGrid>
+        <w:gridCol w:w="4874"/>
+        <w:gridCol w:w="4874"/>
+      </w:tblGrid>
+      <w:tr>
+        <w:trPr>
+          <w:cantSplit/>
+        </w:trPr>
+        <w:tc>
+          <w:tcPr>
+            <w:tcW w:type="dxa" w:w="4032"/>
+            <w:vAlign w:val="center"/>
+            <w:tcW w:w="4031" w:type="dxa"/>
+            <w:tcMar>
+              <w:top w:w="40" w:type="dxa"/>
+              <w:bottom w:w="40" w:type="dxa"/>
+              <w:left w:w="60" w:type="dxa"/>
+              <w:right w:w="60" w:type="dxa"/>
+            </w:tcMar>
+            <w:shd w:fill="FFFFFF"/>
+          </w:tcPr>
+          <w:p>
+            <w:r/>
+          </w:p>
+          <w:p>
+            <w:pPr>
+              <w:spacing w:before="0" w:after="40" w:line="276" w:lineRule="auto"/>
+              <w:jc w:val="center"/>
+            </w:pPr>
+            <w:r>
+              <w:rPr>
+                <w:b/>
+              </w:rPr>
+              <w:t>ĐƠN VỊ CUNG CẤP DỊCH VỤ</w:t>
+            </w:r>
+          </w:p>
+          <w:p>
+            <w:pPr>
+              <w:spacing w:before="0" w:after="40" w:line="276" w:lineRule="auto"/>
+              <w:jc w:val="center"/>
+            </w:pPr>
+            <w:r>
+              <w:rPr>
+                <w:b/>
+              </w:rPr>
+              <w:t>LOCALMATE VIỆT NAM</w:t>
+            </w:r>
+          </w:p>
+          <w:p>
+            <w:pPr>
+              <w:spacing w:before="0" w:after="40" w:line="276" w:lineRule="auto"/>
+              <w:jc w:val="center"/>
+            </w:pPr>
+            <w:r>
+              <w:t>Số: LM-SO-[NAM][THANG]-[STT]</w:t>
+            </w:r>
+          </w:p>
+        </w:tc>
+        <w:tc>
+          <w:tcPr>
+            <w:tcW w:type="dxa" w:w="5717"/>
+            <w:vAlign w:val="center"/>
+            <w:tcW w:w="5716" w:type="dxa"/>
+            <w:tcMar>
+              <w:top w:w="40" w:type="dxa"/>
+              <w:bottom w:w="40" w:type="dxa"/>
+              <w:left w:w="60" w:type="dxa"/>
+              <w:right w:w="60" w:type="dxa"/>
+            </w:tcMar>
+            <w:shd w:fill="FFFFFF"/>
+          </w:tcPr>
+          <w:p>
+            <w:r/>
+          </w:p>
+          <w:p>
+            <w:pPr>
+              <w:spacing w:before="0" w:after="40" w:line="276" w:lineRule="auto"/>
+              <w:jc w:val="center"/>
+            </w:pPr>
+            <w:r>
+              <w:rPr>
+                <w:b/>
+                <w:sz w:val="23"/>
+              </w:rPr>
+              <w:t>CỘNG HÒA XÃ HỘI CHỦ NGHĨA VIỆT NAM</w:t>
+            </w:r>
+          </w:p>
+          <w:p>
+            <w:pPr>
+              <w:spacing w:before="0" w:after="40" w:line="276" w:lineRule="auto"/>
+              <w:jc w:val="center"/>
+            </w:pPr>
+            <w:r>
+              <w:rPr>
+                <w:b/>
+              </w:rPr>
+              <w:t>Độc lập - Tự do - Hạnh phúc</w:t>
+            </w:r>
+          </w:p>
+          <w:p>
+            <w:pPr>
+              <w:spacing w:before="0" w:after="40" w:line="276" w:lineRule="auto"/>
+              <w:jc w:val="center"/>
+            </w:pPr>
+            <w:r>
+              <w:rPr>
+                <w:color w:val="0F172A"/>
+                <w:sz w:val="16"/>
+              </w:rPr>
+              <w:t>――――――――――――――――</w:t>
+            </w:r>
+          </w:p>
+          <w:p>
+            <w:pPr>
+              <w:spacing w:before="0" w:after="40" w:line="276" w:lineRule="auto"/>
+              <w:jc w:val="center"/>
+            </w:pPr>
+            <w:r>
+              <w:rPr>
+                <w:i/>
+                <w:color w:val="64748B"/>
+                <w:sz w:val="19"/>
+              </w:rPr>
+              <w:t>Hà Nội, ngày [NGAY] tháng [THANG] năm 202[X]</w:t>
+            </w:r>
+          </w:p>
+        </w:tc>
+      </w:tr>
+    </w:tbl>
     <w:p>
       <w:pPr>
-        <w:spacing w:before="240" w:after="120" w:line="288" w:lineRule="auto"/>
+        <w:spacing w:before="0" w:after="80"/>
+      </w:pPr>
+    </w:p>
+    <w:p>
+      <w:pPr>
+        <w:spacing w:before="240" w:after="80" w:line="288" w:lineRule="auto"/>
         <w:jc w:val="center"/>
       </w:pPr>
       <w:r>
         <w:rPr>
           <w:b/>
-          <w:color w:val="0D7647"/>
-          <w:sz w:val="30"/>
+          <w:color w:val="0F172A"/>
+          <w:sz w:val="29"/>
         </w:rPr>
-        <w:t>ĐƠN ĐẶT HÀNG DỊCH VỤ</w:t>
+        <w:t>ĐƠN ĐẶT HÀNG DỊCH VỤ CÔNG NGHỆ SỐ</w:t>
       </w:r>
     </w:p>
     <w:p>
       <w:pPr>
-        <w:spacing w:before="200" w:after="80" w:line="276" w:lineRule="auto"/>
-        <w:jc w:val="center"/>
+        <w:spacing w:before="20" w:after="60" w:line="276" w:lineRule="auto"/>
+        <w:jc w:val="both"/>
       </w:pPr>
       <w:r>
         <w:rPr>
           <w:b/>
-          <w:color w:val="0D7647"/>
-          <w:sz w:val="26"/>
         </w:rPr>
         <w:t>(SERVICE ORDER - SO)</w:t>
       </w:r>
     </w:p>
     <w:p>
       <w:pPr>
-        <w:spacing w:after="80" w:before="0" w:line="276" w:lineRule="auto"/>
-        <w:jc w:val="left"/>
+        <w:spacing w:before="20" w:after="40" w:line="276" w:lineRule="auto"/>
+        <w:ind w:left="288"/>
+        <w:jc w:val="both"/>
       </w:pPr>
       <w:r>
         <w:rPr>
-          <w:b/>
-        </w:rPr>
-        <w:t>Số hiệu Đơn hàng:</w:t>
-      </w:r>
-      <w:r>
-        <w:t xml:space="preserve"> </w:t>
-      </w:r>
-      <w:r>
-        <w:rPr>
-          <w:rFonts w:ascii="Consolas" w:hAnsi="Consolas"/>
-          <w:color w:val="B42828"/>
+          <w:i/>
+          <w:color w:val="0F172A"/>
           <w:sz w:val="20"/>
         </w:rPr>
-        <w:t>LM-SO-[NAM][THANG]-[STT]</w:t>
-      </w:r>
-      <w:r>
-        <w:t xml:space="preserve">  </w:t>
+        <w:t>- Căn cứ Hợp đồng Dịch vụ Khung số: [SO_HOP_DONG_MSA]/LM-MSA ký ngày [NGAY_KY_MSA] giữa Hai Bên;</w:t>
       </w:r>
     </w:p>
     <w:p>
       <w:pPr>
-        <w:spacing w:after="80" w:before="0" w:line="276" w:lineRule="auto"/>
-        <w:jc w:val="left"/>
+        <w:spacing w:before="20" w:after="40" w:line="276" w:lineRule="auto"/>
+        <w:ind w:left="288"/>
+        <w:jc w:val="both"/>
       </w:pPr>
       <w:r>
         <w:rPr>
           <w:i/>
+          <w:color w:val="0F172A"/>
+          <w:sz w:val="20"/>
         </w:rPr>
-        <w:t>(Căn cứ theo Hợp đồng Dịch vụ Khung số: [SO_HOP_DONG_MSA]/LM-MSA ký ngày [NGAY_KY_MSA])</w:t>
-      </w:r>
-      <w:r>
-        <w:t xml:space="preserve">  </w:t>
+        <w:t>- Căn cứ nhu cầu sử dụng dịch vụ của Bên A và khả năng cung ứng dịch vụ của Bên B.</w:t>
       </w:r>
     </w:p>
     <w:p>
       <w:pPr>
-        <w:spacing w:after="80" w:before="0" w:line="276" w:lineRule="auto"/>
-        <w:jc w:val="left"/>
-      </w:pPr>
-      <w:r>
-        <w:rPr>
-          <w:b/>
-        </w:rPr>
-        <w:t>Ngày phát hành:</w:t>
-      </w:r>
-      <w:r>
-        <w:t xml:space="preserve"> Ngày [NGAY] tháng [THANG] năm 202[X]  </w:t>
-      </w:r>
-    </w:p>
-    <w:p>
-      <w:pPr>
-        <w:spacing w:after="120" w:before="80"/>
-      </w:pPr>
-      <w:r>
-        <w:rPr>
-          <w:color w:val="CBD5E1"/>
-        </w:rPr>
-        <w:t>―――――――――――――――――――――――――――――――――――――――――――――――――――――――</w:t>
-      </w:r>
-    </w:p>
-    <w:p>
-      <w:pPr>
-        <w:spacing w:after="80" w:before="0" w:line="276" w:lineRule="auto"/>
-        <w:jc w:val="left"/>
+        <w:spacing w:before="20" w:after="60" w:line="276" w:lineRule="auto"/>
+        <w:jc w:val="both"/>
       </w:pPr>
       <w:r>
         <w:t>Đơn đặt hàng dịch vụ này ("Đơn Hàng") được lập và giao kết giữa:</w:t>
@@ -108,28 +217,29 @@
     </w:p>
     <w:p>
       <w:pPr>
-        <w:spacing w:before="160" w:after="60"/>
+        <w:spacing w:before="180" w:after="60" w:line="276" w:lineRule="auto"/>
+        <w:jc w:val="left"/>
       </w:pPr>
       <w:r>
         <w:rPr>
           <w:b/>
-          <w:color w:val="0D7647"/>
-          <w:sz w:val="23"/>
+          <w:color w:val="0F172A"/>
+          <w:sz w:val="22"/>
         </w:rPr>
         <w:t>BÊN SỬ DỤNG DỊCH VỤ (BÊN A - KHÁCH HÀNG):</w:t>
       </w:r>
     </w:p>
     <w:p>
       <w:pPr>
-        <w:spacing w:after="60" w:before="20" w:line="276" w:lineRule="auto"/>
+        <w:spacing w:before="20" w:after="40" w:line="276" w:lineRule="auto"/>
         <w:ind w:left="360"/>
-        <w:jc w:val="left"/>
+        <w:jc w:val="both"/>
       </w:pPr>
       <w:r>
         <w:rPr>
           <w:b/>
         </w:rPr>
-        <w:t>•  Tên doanh nghiệp / Hộ kinh doanh:</w:t>
+        <w:t>Tên doanh nghiệp / Hộ kinh doanh:</w:t>
       </w:r>
       <w:r>
         <w:t xml:space="preserve"> [TEN_KHACH_HANG]</w:t>
@@ -137,15 +247,15 @@
     </w:p>
     <w:p>
       <w:pPr>
-        <w:spacing w:after="60" w:before="20" w:line="276" w:lineRule="auto"/>
+        <w:spacing w:before="20" w:after="40" w:line="276" w:lineRule="auto"/>
         <w:ind w:left="360"/>
-        <w:jc w:val="left"/>
+        <w:jc w:val="both"/>
       </w:pPr>
       <w:r>
         <w:rPr>
           <w:b/>
         </w:rPr>
-        <w:t>•  Mã số thuế / Mã số DN:</w:t>
+        <w:t>Mã số thuế / Mã số DN:</w:t>
       </w:r>
       <w:r>
         <w:t xml:space="preserve"> [MST_KHACH_HANG]</w:t>
@@ -153,15 +263,15 @@
     </w:p>
     <w:p>
       <w:pPr>
-        <w:spacing w:after="60" w:before="20" w:line="276" w:lineRule="auto"/>
+        <w:spacing w:before="20" w:after="40" w:line="276" w:lineRule="auto"/>
         <w:ind w:left="360"/>
-        <w:jc w:val="left"/>
+        <w:jc w:val="both"/>
       </w:pPr>
       <w:r>
         <w:rPr>
           <w:b/>
         </w:rPr>
-        <w:t>•  Địa chỉ:</w:t>
+        <w:t>Địa chỉ:</w:t>
       </w:r>
       <w:r>
         <w:t xml:space="preserve"> [DIA_CHI_KHACH_HANG]</w:t>
@@ -169,15 +279,15 @@
     </w:p>
     <w:p>
       <w:pPr>
-        <w:spacing w:after="60" w:before="20" w:line="276" w:lineRule="auto"/>
+        <w:spacing w:before="20" w:after="40" w:line="276" w:lineRule="auto"/>
         <w:ind w:left="360"/>
-        <w:jc w:val="left"/>
+        <w:jc w:val="both"/>
       </w:pPr>
       <w:r>
         <w:rPr>
           <w:b/>
         </w:rPr>
-        <w:t>•  Đại diện:</w:t>
+        <w:t>Đại diện:</w:t>
       </w:r>
       <w:r>
         <w:t xml:space="preserve"> [NGUOI_DAI_DIEN_A] | </w:t>
@@ -194,15 +304,15 @@
     </w:p>
     <w:p>
       <w:pPr>
-        <w:spacing w:after="60" w:before="20" w:line="276" w:lineRule="auto"/>
+        <w:spacing w:before="20" w:after="40" w:line="276" w:lineRule="auto"/>
         <w:ind w:left="360"/>
-        <w:jc w:val="left"/>
+        <w:jc w:val="both"/>
       </w:pPr>
       <w:r>
         <w:rPr>
           <w:b/>
         </w:rPr>
-        <w:t>•  Số điện thoại:</w:t>
+        <w:t>Số điện thoại:</w:t>
       </w:r>
       <w:r>
         <w:t xml:space="preserve"> [SDT_A] | </w:t>
@@ -219,15 +329,15 @@
     </w:p>
     <w:p>
       <w:pPr>
-        <w:spacing w:after="60" w:before="20" w:line="276" w:lineRule="auto"/>
+        <w:spacing w:before="20" w:after="40" w:line="276" w:lineRule="auto"/>
         <w:ind w:left="360"/>
-        <w:jc w:val="left"/>
+        <w:jc w:val="both"/>
       </w:pPr>
       <w:r>
         <w:rPr>
           <w:b/>
         </w:rPr>
-        <w:t>•  Đầu mối liên hệ vận hành (Ops Contact):</w:t>
+        <w:t>Đầu mối liên hệ vận hành (Ops Contact):</w:t>
       </w:r>
       <w:r>
         <w:t xml:space="preserve"> [TEN_DAU_MOI_OPS] (SĐT: [SDT_OPS], Email: [EMAIL_OPS])</w:t>
@@ -235,28 +345,29 @@
     </w:p>
     <w:p>
       <w:pPr>
-        <w:spacing w:before="160" w:after="60"/>
+        <w:spacing w:before="180" w:after="60" w:line="276" w:lineRule="auto"/>
+        <w:jc w:val="left"/>
       </w:pPr>
       <w:r>
         <w:rPr>
           <w:b/>
-          <w:color w:val="0D7647"/>
-          <w:sz w:val="23"/>
+          <w:color w:val="0F172A"/>
+          <w:sz w:val="22"/>
         </w:rPr>
         <w:t>BÊN CUNG ỨNG DỊCH VỤ (BÊN B - LOCALMATE):</w:t>
       </w:r>
     </w:p>
     <w:p>
       <w:pPr>
-        <w:spacing w:after="60" w:before="20" w:line="276" w:lineRule="auto"/>
+        <w:spacing w:before="20" w:after="40" w:line="276" w:lineRule="auto"/>
         <w:ind w:left="360"/>
-        <w:jc w:val="left"/>
+        <w:jc w:val="both"/>
       </w:pPr>
       <w:r>
         <w:rPr>
           <w:b/>
         </w:rPr>
-        <w:t>•  Đơn vị:</w:t>
+        <w:t>Đơn vị:</w:t>
       </w:r>
       <w:r>
         <w:t xml:space="preserve"> [LOCALMATE_LEGAL_NAME]</w:t>
@@ -264,15 +375,15 @@
     </w:p>
     <w:p>
       <w:pPr>
-        <w:spacing w:after="60" w:before="20" w:line="276" w:lineRule="auto"/>
+        <w:spacing w:before="20" w:after="40" w:line="276" w:lineRule="auto"/>
         <w:ind w:left="360"/>
-        <w:jc w:val="left"/>
+        <w:jc w:val="both"/>
       </w:pPr>
       <w:r>
         <w:rPr>
           <w:b/>
         </w:rPr>
-        <w:t>•  Mã số thuế:</w:t>
+        <w:t>Mã số thuế:</w:t>
       </w:r>
       <w:r>
         <w:t xml:space="preserve"> [MST] | </w:t>
@@ -289,15 +400,15 @@
     </w:p>
     <w:p>
       <w:pPr>
-        <w:spacing w:after="60" w:before="20" w:line="276" w:lineRule="auto"/>
+        <w:spacing w:before="20" w:after="40" w:line="276" w:lineRule="auto"/>
         <w:ind w:left="360"/>
-        <w:jc w:val="left"/>
+        <w:jc w:val="both"/>
       </w:pPr>
       <w:r>
         <w:rPr>
           <w:b/>
         </w:rPr>
-        <w:t>•  Đại diện:</w:t>
+        <w:t>Đại diện:</w:t>
       </w:r>
       <w:r>
         <w:t xml:space="preserve"> [REPRESENTATIVE] | </w:t>
@@ -314,15 +425,15 @@
     </w:p>
     <w:p>
       <w:pPr>
-        <w:spacing w:after="60" w:before="20" w:line="276" w:lineRule="auto"/>
+        <w:spacing w:before="20" w:after="40" w:line="276" w:lineRule="auto"/>
         <w:ind w:left="360"/>
-        <w:jc w:val="left"/>
+        <w:jc w:val="both"/>
       </w:pPr>
       <w:r>
         <w:rPr>
           <w:b/>
         </w:rPr>
-        <w:t>•  Hotline:</w:t>
+        <w:t>Hotline:</w:t>
       </w:r>
       <w:r>
         <w:t xml:space="preserve"> 0834.422.439 | </w:t>
@@ -348,15 +459,15 @@
     </w:p>
     <w:p>
       <w:pPr>
-        <w:spacing w:after="60" w:before="20" w:line="276" w:lineRule="auto"/>
+        <w:spacing w:before="20" w:after="40" w:line="276" w:lineRule="auto"/>
         <w:ind w:left="360"/>
-        <w:jc w:val="left"/>
+        <w:jc w:val="both"/>
       </w:pPr>
       <w:r>
         <w:rPr>
           <w:b/>
         </w:rPr>
-        <w:t>•  Tài khoản ngân hàng:</w:t>
+        <w:t>Tài khoản ngân hàng:</w:t>
       </w:r>
       <w:r>
         <w:t xml:space="preserve"> [ACCOUNT_NUMBER] tại [BANK]</w:t>
@@ -364,32 +475,22 @@
     </w:p>
     <w:p>
       <w:pPr>
-        <w:spacing w:after="120" w:before="80"/>
-      </w:pPr>
-      <w:r>
-        <w:rPr>
-          <w:color w:val="CBD5E1"/>
-        </w:rPr>
-        <w:t>―――――――――――――――――――――――――――――――――――――――――――――――――――――――</w:t>
-      </w:r>
-    </w:p>
-    <w:p>
-      <w:pPr>
-        <w:spacing w:before="160" w:after="60"/>
+        <w:spacing w:before="180" w:after="60" w:line="276" w:lineRule="auto"/>
+        <w:jc w:val="left"/>
       </w:pPr>
       <w:r>
         <w:rPr>
           <w:b/>
-          <w:color w:val="0D7647"/>
-          <w:sz w:val="23"/>
+          <w:color w:val="0F172A"/>
+          <w:sz w:val="22"/>
         </w:rPr>
         <w:t>ĐIỀU 1. DANH MỤC DỊCH VỤ VÀ GÓI ĐẶT HÀNG</w:t>
       </w:r>
     </w:p>
     <w:p>
       <w:pPr>
-        <w:spacing w:after="80" w:before="0" w:line="276" w:lineRule="auto"/>
-        <w:jc w:val="left"/>
+        <w:spacing w:before="20" w:after="60" w:line="276" w:lineRule="auto"/>
+        <w:jc w:val="both"/>
       </w:pPr>
       <w:r>
         <w:t>Bên A đồng ý đặt hàng và Bên B đồng ý cung cấp các hạng mục dịch vụ kỹ thuật số theo bảng chi tiết dưới đây:</w:t>
@@ -410,27 +511,28 @@
         </w:tblBorders>
       </w:tblPr>
       <w:tblGrid>
-        <w:gridCol w:w="1201"/>
-        <w:gridCol w:w="1201"/>
-        <w:gridCol w:w="1201"/>
-        <w:gridCol w:w="1201"/>
-        <w:gridCol w:w="1201"/>
-        <w:gridCol w:w="1201"/>
-        <w:gridCol w:w="1201"/>
-        <w:gridCol w:w="1201"/>
+        <w:gridCol w:w="1950"/>
+        <w:gridCol w:w="1950"/>
+        <w:gridCol w:w="1950"/>
+        <w:gridCol w:w="1950"/>
+        <w:gridCol w:w="1950"/>
       </w:tblGrid>
       <w:tr>
+        <w:trPr>
+          <w:cantSplit/>
+        </w:trPr>
         <w:tc>
           <w:tcPr>
-            <w:tcW w:type="dxa" w:w="1201"/>
+            <w:tcW w:type="dxa" w:w="936"/>
             <w:vAlign w:val="center"/>
+            <w:tcW w:w="936" w:type="dxa"/>
             <w:tcMar>
-              <w:top w:w="120" w:type="dxa"/>
-              <w:bottom w:w="120" w:type="dxa"/>
-              <w:left w:w="160" w:type="dxa"/>
-              <w:right w:w="160" w:type="dxa"/>
+              <w:top w:w="90" w:type="dxa"/>
+              <w:bottom w:w="90" w:type="dxa"/>
+              <w:left w:w="100" w:type="dxa"/>
+              <w:right w:w="100" w:type="dxa"/>
             </w:tcMar>
-            <w:shd w:fill="EDF7F1"/>
+            <w:shd w:fill="F8FAFC"/>
           </w:tcPr>
           <w:p>
             <w:r/>
@@ -443,7 +545,7 @@
             <w:r>
               <w:rPr>
                 <w:b/>
-                <w:color w:val="0D7647"/>
+                <w:sz w:val="20"/>
               </w:rPr>
               <w:t>STT</w:t>
             </w:r>
@@ -451,15 +553,16 @@
         </w:tc>
         <w:tc>
           <w:tcPr>
-            <w:tcW w:type="dxa" w:w="1201"/>
+            <w:tcW w:type="dxa" w:w="2088"/>
             <w:vAlign w:val="center"/>
+            <w:tcW w:w="2088" w:type="dxa"/>
             <w:tcMar>
-              <w:top w:w="120" w:type="dxa"/>
-              <w:bottom w:w="120" w:type="dxa"/>
-              <w:left w:w="160" w:type="dxa"/>
-              <w:right w:w="160" w:type="dxa"/>
+              <w:top w:w="90" w:type="dxa"/>
+              <w:bottom w:w="90" w:type="dxa"/>
+              <w:left w:w="100" w:type="dxa"/>
+              <w:right w:w="100" w:type="dxa"/>
             </w:tcMar>
-            <w:shd w:fill="EDF7F1"/>
+            <w:shd w:fill="F8FAFC"/>
           </w:tcPr>
           <w:p>
             <w:r/>
@@ -472,23 +575,24 @@
             <w:r>
               <w:rPr>
                 <w:b/>
-                <w:color w:val="0D7647"/>
+                <w:sz w:val="20"/>
               </w:rPr>
-              <w:t>MÃ DỊCH VỤ</w:t>
+              <w:t>Hạng Mục Dịch Vụ &amp; Phạm Vi Triển Khai</w:t>
             </w:r>
           </w:p>
         </w:tc>
         <w:tc>
           <w:tcPr>
-            <w:tcW w:type="dxa" w:w="1201"/>
+            <w:tcW w:type="dxa" w:w="3989"/>
             <w:vAlign w:val="center"/>
+            <w:tcW w:w="3988" w:type="dxa"/>
             <w:tcMar>
-              <w:top w:w="120" w:type="dxa"/>
-              <w:bottom w:w="120" w:type="dxa"/>
-              <w:left w:w="160" w:type="dxa"/>
-              <w:right w:w="160" w:type="dxa"/>
+              <w:top w:w="90" w:type="dxa"/>
+              <w:bottom w:w="90" w:type="dxa"/>
+              <w:left w:w="100" w:type="dxa"/>
+              <w:right w:w="100" w:type="dxa"/>
             </w:tcMar>
-            <w:shd w:fill="EDF7F1"/>
+            <w:shd w:fill="F8FAFC"/>
           </w:tcPr>
           <w:p>
             <w:r/>
@@ -501,23 +605,24 @@
             <w:r>
               <w:rPr>
                 <w:b/>
-                <w:color w:val="0D7647"/>
+                <w:sz w:val="20"/>
               </w:rPr>
-              <w:t>TÊN GÓI DỊCH VỤ ĐẶT HÀNG</w:t>
+              <w:t>Số Lượng</w:t>
             </w:r>
           </w:p>
         </w:tc>
         <w:tc>
           <w:tcPr>
-            <w:tcW w:type="dxa" w:w="1201"/>
+            <w:tcW w:type="dxa" w:w="1656"/>
             <w:vAlign w:val="center"/>
+            <w:tcW w:w="1655" w:type="dxa"/>
             <w:tcMar>
-              <w:top w:w="120" w:type="dxa"/>
-              <w:bottom w:w="120" w:type="dxa"/>
-              <w:left w:w="160" w:type="dxa"/>
-              <w:right w:w="160" w:type="dxa"/>
+              <w:top w:w="90" w:type="dxa"/>
+              <w:bottom w:w="90" w:type="dxa"/>
+              <w:left w:w="100" w:type="dxa"/>
+              <w:right w:w="100" w:type="dxa"/>
             </w:tcMar>
-            <w:shd w:fill="EDF7F1"/>
+            <w:shd w:fill="F8FAFC"/>
           </w:tcPr>
           <w:p>
             <w:r/>
@@ -530,23 +635,24 @@
             <w:r>
               <w:rPr>
                 <w:b/>
-                <w:color w:val="0D7647"/>
+                <w:sz w:val="20"/>
               </w:rPr>
-              <w:t>MÔ TẢ PHẠM VI CHÍNH</w:t>
+              <w:t>Thời Gian Hoàn Thành</w:t>
             </w:r>
           </w:p>
         </w:tc>
         <w:tc>
           <w:tcPr>
-            <w:tcW w:type="dxa" w:w="1201"/>
+            <w:tcW w:type="dxa" w:w="1080"/>
             <w:vAlign w:val="center"/>
+            <w:tcW w:w="1080" w:type="dxa"/>
             <w:tcMar>
-              <w:top w:w="120" w:type="dxa"/>
-              <w:bottom w:w="120" w:type="dxa"/>
-              <w:left w:w="160" w:type="dxa"/>
-              <w:right w:w="160" w:type="dxa"/>
+              <w:top w:w="90" w:type="dxa"/>
+              <w:bottom w:w="90" w:type="dxa"/>
+              <w:left w:w="100" w:type="dxa"/>
+              <w:right w:w="100" w:type="dxa"/>
             </w:tcMar>
-            <w:shd w:fill="EDF7F1"/>
+            <w:shd w:fill="F8FAFC"/>
           </w:tcPr>
           <w:p>
             <w:r/>
@@ -559,23 +665,29 @@
             <w:r>
               <w:rPr>
                 <w:b/>
-                <w:color w:val="0D7647"/>
+                <w:sz w:val="20"/>
               </w:rPr>
-              <w:t>SỐ LƯỢNG</w:t>
+              <w:t>Thành Tiền (VNĐ)</w:t>
             </w:r>
           </w:p>
         </w:tc>
+      </w:tr>
+      <w:tr>
+        <w:trPr>
+          <w:cantSplit/>
+        </w:trPr>
         <w:tc>
           <w:tcPr>
-            <w:tcW w:type="dxa" w:w="1201"/>
+            <w:tcW w:type="dxa" w:w="936"/>
             <w:vAlign w:val="center"/>
+            <w:tcW w:w="936" w:type="dxa"/>
             <w:tcMar>
-              <w:top w:w="120" w:type="dxa"/>
-              <w:bottom w:w="120" w:type="dxa"/>
-              <w:left w:w="160" w:type="dxa"/>
-              <w:right w:w="160" w:type="dxa"/>
+              <w:top w:w="80" w:type="dxa"/>
+              <w:bottom w:w="80" w:type="dxa"/>
+              <w:left w:w="100" w:type="dxa"/>
+              <w:right w:w="100" w:type="dxa"/>
             </w:tcMar>
-            <w:shd w:fill="EDF7F1"/>
+            <w:shd w:fill="FFFFFF"/>
           </w:tcPr>
           <w:p>
             <w:r/>
@@ -588,83 +700,23 @@
             <w:r>
               <w:rPr>
                 <w:b/>
-                <w:color w:val="0D7647"/>
               </w:rPr>
-              <w:t>ĐƠN VỊ</w:t>
+              <w:t>01</w:t>
             </w:r>
           </w:p>
         </w:tc>
         <w:tc>
           <w:tcPr>
-            <w:tcW w:type="dxa" w:w="1201"/>
+            <w:tcW w:type="dxa" w:w="2088"/>
             <w:vAlign w:val="center"/>
+            <w:tcW w:w="2088" w:type="dxa"/>
             <w:tcMar>
-              <w:top w:w="120" w:type="dxa"/>
-              <w:bottom w:w="120" w:type="dxa"/>
-              <w:left w:w="160" w:type="dxa"/>
-              <w:right w:w="160" w:type="dxa"/>
+              <w:top w:w="80" w:type="dxa"/>
+              <w:bottom w:w="80" w:type="dxa"/>
+              <w:left w:w="100" w:type="dxa"/>
+              <w:right w:w="100" w:type="dxa"/>
             </w:tcMar>
-            <w:shd w:fill="EDF7F1"/>
-          </w:tcPr>
-          <w:p>
-            <w:r/>
-          </w:p>
-          <w:p>
-            <w:pPr>
-              <w:spacing w:before="0" w:after="40" w:line="276" w:lineRule="auto"/>
-              <w:jc w:val="center"/>
-            </w:pPr>
-            <w:r>
-              <w:rPr>
-                <w:b/>
-                <w:color w:val="0D7647"/>
-              </w:rPr>
-              <w:t>THỜI GIAN THỰC HIỆN</w:t>
-            </w:r>
-          </w:p>
-        </w:tc>
-        <w:tc>
-          <w:tcPr>
-            <w:tcW w:type="dxa" w:w="1201"/>
-            <w:vAlign w:val="center"/>
-            <w:tcMar>
-              <w:top w:w="120" w:type="dxa"/>
-              <w:bottom w:w="120" w:type="dxa"/>
-              <w:left w:w="160" w:type="dxa"/>
-              <w:right w:w="160" w:type="dxa"/>
-            </w:tcMar>
-            <w:shd w:fill="EDF7F1"/>
-          </w:tcPr>
-          <w:p>
-            <w:r/>
-          </w:p>
-          <w:p>
-            <w:pPr>
-              <w:spacing w:before="0" w:after="40" w:line="276" w:lineRule="auto"/>
-              <w:jc w:val="center"/>
-            </w:pPr>
-            <w:r>
-              <w:rPr>
-                <w:b/>
-                <w:color w:val="0D7647"/>
-              </w:rPr>
-              <w:t>THÀNH TIỀN (VND)</w:t>
-            </w:r>
-          </w:p>
-        </w:tc>
-      </w:tr>
-      <w:tr>
-        <w:tc>
-          <w:tcPr>
-            <w:tcW w:type="dxa" w:w="1201"/>
-            <w:vAlign w:val="center"/>
-            <w:tcMar>
-              <w:top w:w="120" w:type="dxa"/>
-              <w:bottom w:w="120" w:type="dxa"/>
-              <w:left w:w="160" w:type="dxa"/>
-              <w:right w:w="160" w:type="dxa"/>
-            </w:tcMar>
-            <w:shd w:fill="F8FAFC"/>
+            <w:shd w:fill="FFFFFF"/>
           </w:tcPr>
           <w:p>
             <w:r/>
@@ -678,21 +730,40 @@
               <w:rPr>
                 <w:b/>
               </w:rPr>
-              <w:t>01</w:t>
+              <w:t>Thiết kế Website LocalMate Chuẩn SEO</w:t>
+            </w:r>
+          </w:p>
+          <w:p>
+            <w:pPr>
+              <w:spacing w:before="0" w:after="40" w:line="276" w:lineRule="auto"/>
+              <w:jc w:val="left"/>
+            </w:pPr>
+            <w:r>
+              <w:t>- 01 Trang chính + 03 trang con, giao diện responsive mượt mà.</w:t>
+            </w:r>
+          </w:p>
+          <w:p>
+            <w:pPr>
+              <w:spacing w:before="0" w:after="40" w:line="276" w:lineRule="auto"/>
+              <w:jc w:val="left"/>
+            </w:pPr>
+            <w:r>
+              <w:t>- Cấu hình bảo mật Cloudflare SSL, form lead đẩy về Zalo/Email.</w:t>
             </w:r>
           </w:p>
         </w:tc>
         <w:tc>
           <w:tcPr>
-            <w:tcW w:type="dxa" w:w="1201"/>
+            <w:tcW w:type="dxa" w:w="3989"/>
             <w:vAlign w:val="center"/>
+            <w:tcW w:w="3988" w:type="dxa"/>
             <w:tcMar>
-              <w:top w:w="120" w:type="dxa"/>
-              <w:bottom w:w="120" w:type="dxa"/>
-              <w:left w:w="160" w:type="dxa"/>
-              <w:right w:w="160" w:type="dxa"/>
+              <w:top w:w="80" w:type="dxa"/>
+              <w:bottom w:w="80" w:type="dxa"/>
+              <w:left w:w="100" w:type="dxa"/>
+              <w:right w:w="100" w:type="dxa"/>
             </w:tcMar>
-            <w:shd w:fill="F8FAFC"/>
+            <w:shd w:fill="FFFFFF"/>
           </w:tcPr>
           <w:p>
             <w:r/>
@@ -703,125 +774,22 @@
               <w:jc w:val="left"/>
             </w:pPr>
             <w:r>
-              <w:rPr>
-                <w:rFonts w:ascii="Consolas" w:hAnsi="Consolas"/>
-                <w:sz w:val="19"/>
-              </w:rPr>
-              <w:t>WEB-PRO</w:t>
+              <w:t>01 Gói</w:t>
             </w:r>
           </w:p>
         </w:tc>
         <w:tc>
           <w:tcPr>
-            <w:tcW w:type="dxa" w:w="1201"/>
+            <w:tcW w:type="dxa" w:w="1656"/>
             <w:vAlign w:val="center"/>
+            <w:tcW w:w="1655" w:type="dxa"/>
             <w:tcMar>
-              <w:top w:w="120" w:type="dxa"/>
-              <w:bottom w:w="120" w:type="dxa"/>
-              <w:left w:w="160" w:type="dxa"/>
-              <w:right w:w="160" w:type="dxa"/>
+              <w:top w:w="80" w:type="dxa"/>
+              <w:bottom w:w="80" w:type="dxa"/>
+              <w:left w:w="100" w:type="dxa"/>
+              <w:right w:w="100" w:type="dxa"/>
             </w:tcMar>
-            <w:shd w:fill="F8FAFC"/>
-          </w:tcPr>
-          <w:p>
-            <w:r/>
-          </w:p>
-          <w:p>
-            <w:pPr>
-              <w:spacing w:before="0" w:after="40" w:line="276" w:lineRule="auto"/>
-              <w:jc w:val="left"/>
-            </w:pPr>
-            <w:r>
-              <w:t>Thiết kế Website LocalMate Chuẩn</w:t>
-            </w:r>
-          </w:p>
-        </w:tc>
-        <w:tc>
-          <w:tcPr>
-            <w:tcW w:type="dxa" w:w="1201"/>
-            <w:vAlign w:val="center"/>
-            <w:tcMar>
-              <w:top w:w="120" w:type="dxa"/>
-              <w:bottom w:w="120" w:type="dxa"/>
-              <w:left w:w="160" w:type="dxa"/>
-              <w:right w:w="160" w:type="dxa"/>
-            </w:tcMar>
-            <w:shd w:fill="F8FAFC"/>
-          </w:tcPr>
-          <w:p>
-            <w:r/>
-          </w:p>
-          <w:p>
-            <w:pPr>
-              <w:spacing w:before="0" w:after="40" w:line="276" w:lineRule="auto"/>
-              <w:jc w:val="left"/>
-            </w:pPr>
-            <w:r>
-              <w:t>01 Landing page chính + 03 trang con, tích hợp form lead, chuẩn SEO, responsive.</w:t>
-            </w:r>
-          </w:p>
-        </w:tc>
-        <w:tc>
-          <w:tcPr>
-            <w:tcW w:type="dxa" w:w="1201"/>
-            <w:vAlign w:val="center"/>
-            <w:tcMar>
-              <w:top w:w="120" w:type="dxa"/>
-              <w:bottom w:w="120" w:type="dxa"/>
-              <w:left w:w="160" w:type="dxa"/>
-              <w:right w:w="160" w:type="dxa"/>
-            </w:tcMar>
-            <w:shd w:fill="F8FAFC"/>
-          </w:tcPr>
-          <w:p>
-            <w:r/>
-          </w:p>
-          <w:p>
-            <w:pPr>
-              <w:spacing w:before="0" w:after="40" w:line="276" w:lineRule="auto"/>
-              <w:jc w:val="left"/>
-            </w:pPr>
-            <w:r>
-              <w:t>01</w:t>
-            </w:r>
-          </w:p>
-        </w:tc>
-        <w:tc>
-          <w:tcPr>
-            <w:tcW w:type="dxa" w:w="1201"/>
-            <w:vAlign w:val="center"/>
-            <w:tcMar>
-              <w:top w:w="120" w:type="dxa"/>
-              <w:bottom w:w="120" w:type="dxa"/>
-              <w:left w:w="160" w:type="dxa"/>
-              <w:right w:w="160" w:type="dxa"/>
-            </w:tcMar>
-            <w:shd w:fill="F8FAFC"/>
-          </w:tcPr>
-          <w:p>
-            <w:r/>
-          </w:p>
-          <w:p>
-            <w:pPr>
-              <w:spacing w:before="0" w:after="40" w:line="276" w:lineRule="auto"/>
-              <w:jc w:val="left"/>
-            </w:pPr>
-            <w:r>
-              <w:t>Gói</w:t>
-            </w:r>
-          </w:p>
-        </w:tc>
-        <w:tc>
-          <w:tcPr>
-            <w:tcW w:type="dxa" w:w="1201"/>
-            <w:vAlign w:val="center"/>
-            <w:tcMar>
-              <w:top w:w="120" w:type="dxa"/>
-              <w:bottom w:w="120" w:type="dxa"/>
-              <w:left w:w="160" w:type="dxa"/>
-              <w:right w:w="160" w:type="dxa"/>
-            </w:tcMar>
-            <w:shd w:fill="F8FAFC"/>
+            <w:shd w:fill="FFFFFF"/>
           </w:tcPr>
           <w:p>
             <w:r/>
@@ -838,15 +806,76 @@
         </w:tc>
         <w:tc>
           <w:tcPr>
-            <w:tcW w:type="dxa" w:w="1201"/>
+            <w:tcW w:type="dxa" w:w="1080"/>
             <w:vAlign w:val="center"/>
+            <w:tcW w:w="1080" w:type="dxa"/>
             <w:tcMar>
-              <w:top w:w="120" w:type="dxa"/>
-              <w:bottom w:w="120" w:type="dxa"/>
-              <w:left w:w="160" w:type="dxa"/>
-              <w:right w:w="160" w:type="dxa"/>
+              <w:top w:w="80" w:type="dxa"/>
+              <w:bottom w:w="80" w:type="dxa"/>
+              <w:left w:w="100" w:type="dxa"/>
+              <w:right w:w="100" w:type="dxa"/>
             </w:tcMar>
-            <w:shd w:fill="F8FAFC"/>
+            <w:shd w:fill="FFFFFF"/>
+          </w:tcPr>
+          <w:p>
+            <w:r/>
+          </w:p>
+          <w:p>
+            <w:pPr>
+              <w:spacing w:before="0" w:after="40" w:line="276" w:lineRule="auto"/>
+              <w:jc w:val="center"/>
+            </w:pPr>
+            <w:r>
+              <w:t>[GIA_WEB]</w:t>
+            </w:r>
+          </w:p>
+        </w:tc>
+      </w:tr>
+      <w:tr>
+        <w:trPr>
+          <w:cantSplit/>
+        </w:trPr>
+        <w:tc>
+          <w:tcPr>
+            <w:tcW w:type="dxa" w:w="936"/>
+            <w:vAlign w:val="center"/>
+            <w:tcW w:w="936" w:type="dxa"/>
+            <w:tcMar>
+              <w:top w:w="80" w:type="dxa"/>
+              <w:bottom w:w="80" w:type="dxa"/>
+              <w:left w:w="100" w:type="dxa"/>
+              <w:right w:w="100" w:type="dxa"/>
+            </w:tcMar>
+            <w:shd w:fill="FAFAFA"/>
+          </w:tcPr>
+          <w:p>
+            <w:r/>
+          </w:p>
+          <w:p>
+            <w:pPr>
+              <w:spacing w:before="0" w:after="40" w:line="276" w:lineRule="auto"/>
+              <w:jc w:val="center"/>
+            </w:pPr>
+            <w:r>
+              <w:rPr>
+                <w:b/>
+              </w:rPr>
+              <w:t>02</w:t>
+            </w:r>
+          </w:p>
+        </w:tc>
+        <w:tc>
+          <w:tcPr>
+            <w:tcW w:type="dxa" w:w="2088"/>
+            <w:vAlign w:val="center"/>
+            <w:tcW w:w="2088" w:type="dxa"/>
+            <w:tcMar>
+              <w:top w:w="80" w:type="dxa"/>
+              <w:bottom w:w="80" w:type="dxa"/>
+              <w:left w:w="100" w:type="dxa"/>
+              <w:right w:w="100" w:type="dxa"/>
+            </w:tcMar>
+            <w:shd w:fill="FAFAFA"/>
           </w:tcPr>
           <w:p>
             <w:r/>
@@ -857,21 +886,153 @@
               <w:jc w:val="left"/>
             </w:pPr>
             <w:r>
-              <w:t>[GIA_WEB]</w:t>
+              <w:rPr>
+                <w:b/>
+              </w:rPr>
+              <w:t>Tối ưu &amp; Chuẩn Hóa Google Maps (Local SEO)</w:t>
+            </w:r>
+          </w:p>
+          <w:p>
+            <w:pPr>
+              <w:spacing w:before="0" w:after="40" w:line="276" w:lineRule="auto"/>
+              <w:jc w:val="left"/>
+            </w:pPr>
+            <w:r>
+              <w:t>- Xác minh và tối ưu hồ sơ chuẩn Google Business Profile.</w:t>
+            </w:r>
+          </w:p>
+          <w:p>
+            <w:pPr>
+              <w:spacing w:before="0" w:after="40" w:line="276" w:lineRule="auto"/>
+              <w:jc w:val="left"/>
+            </w:pPr>
+            <w:r>
+              <w:t>- Tối ưu bộ từ khóa tìm kiếm địa phương, quy trình lấy đánh giá 5 sao.</w:t>
+            </w:r>
+          </w:p>
+        </w:tc>
+        <w:tc>
+          <w:tcPr>
+            <w:tcW w:type="dxa" w:w="3989"/>
+            <w:vAlign w:val="center"/>
+            <w:tcW w:w="3988" w:type="dxa"/>
+            <w:tcMar>
+              <w:top w:w="80" w:type="dxa"/>
+              <w:bottom w:w="80" w:type="dxa"/>
+              <w:left w:w="100" w:type="dxa"/>
+              <w:right w:w="100" w:type="dxa"/>
+            </w:tcMar>
+            <w:shd w:fill="FAFAFA"/>
+          </w:tcPr>
+          <w:p>
+            <w:r/>
+          </w:p>
+          <w:p>
+            <w:pPr>
+              <w:spacing w:before="0" w:after="40" w:line="276" w:lineRule="auto"/>
+              <w:jc w:val="left"/>
+            </w:pPr>
+            <w:r>
+              <w:t>01 Địa điểm</w:t>
+            </w:r>
+          </w:p>
+        </w:tc>
+        <w:tc>
+          <w:tcPr>
+            <w:tcW w:type="dxa" w:w="1656"/>
+            <w:vAlign w:val="center"/>
+            <w:tcW w:w="1655" w:type="dxa"/>
+            <w:tcMar>
+              <w:top w:w="80" w:type="dxa"/>
+              <w:bottom w:w="80" w:type="dxa"/>
+              <w:left w:w="100" w:type="dxa"/>
+              <w:right w:w="100" w:type="dxa"/>
+            </w:tcMar>
+            <w:shd w:fill="FAFAFA"/>
+          </w:tcPr>
+          <w:p>
+            <w:r/>
+          </w:p>
+          <w:p>
+            <w:pPr>
+              <w:spacing w:before="0" w:after="40" w:line="276" w:lineRule="auto"/>
+              <w:jc w:val="left"/>
+            </w:pPr>
+            <w:r>
+              <w:t>10 ngày làm việc</w:t>
+            </w:r>
+          </w:p>
+        </w:tc>
+        <w:tc>
+          <w:tcPr>
+            <w:tcW w:type="dxa" w:w="1080"/>
+            <w:vAlign w:val="center"/>
+            <w:tcW w:w="1080" w:type="dxa"/>
+            <w:tcMar>
+              <w:top w:w="80" w:type="dxa"/>
+              <w:bottom w:w="80" w:type="dxa"/>
+              <w:left w:w="100" w:type="dxa"/>
+              <w:right w:w="100" w:type="dxa"/>
+            </w:tcMar>
+            <w:shd w:fill="FAFAFA"/>
+          </w:tcPr>
+          <w:p>
+            <w:r/>
+          </w:p>
+          <w:p>
+            <w:pPr>
+              <w:spacing w:before="0" w:after="40" w:line="276" w:lineRule="auto"/>
+              <w:jc w:val="center"/>
+            </w:pPr>
+            <w:r>
+              <w:t>[GIA_MAPS]</w:t>
             </w:r>
           </w:p>
         </w:tc>
       </w:tr>
       <w:tr>
+        <w:trPr>
+          <w:cantSplit/>
+        </w:trPr>
         <w:tc>
           <w:tcPr>
-            <w:tcW w:type="dxa" w:w="1201"/>
+            <w:tcW w:type="dxa" w:w="936"/>
             <w:vAlign w:val="center"/>
+            <w:tcW w:w="936" w:type="dxa"/>
             <w:tcMar>
-              <w:top w:w="120" w:type="dxa"/>
-              <w:bottom w:w="120" w:type="dxa"/>
-              <w:left w:w="160" w:type="dxa"/>
-              <w:right w:w="160" w:type="dxa"/>
+              <w:top w:w="80" w:type="dxa"/>
+              <w:bottom w:w="80" w:type="dxa"/>
+              <w:left w:w="100" w:type="dxa"/>
+              <w:right w:w="100" w:type="dxa"/>
+            </w:tcMar>
+            <w:shd w:fill="FFFFFF"/>
+          </w:tcPr>
+          <w:p>
+            <w:r/>
+          </w:p>
+          <w:p>
+            <w:pPr>
+              <w:spacing w:before="0" w:after="40" w:line="276" w:lineRule="auto"/>
+              <w:jc w:val="center"/>
+            </w:pPr>
+            <w:r>
+              <w:rPr>
+                <w:b/>
+              </w:rPr>
+              <w:t>03</w:t>
+            </w:r>
+          </w:p>
+        </w:tc>
+        <w:tc>
+          <w:tcPr>
+            <w:tcW w:type="dxa" w:w="2088"/>
+            <w:vAlign w:val="center"/>
+            <w:tcW w:w="2088" w:type="dxa"/>
+            <w:tcMar>
+              <w:top w:w="80" w:type="dxa"/>
+              <w:bottom w:w="80" w:type="dxa"/>
+              <w:left w:w="100" w:type="dxa"/>
+              <w:right w:w="100" w:type="dxa"/>
             </w:tcMar>
             <w:shd w:fill="FFFFFF"/>
           </w:tcPr>
@@ -887,19 +1048,309 @@
               <w:rPr>
                 <w:b/>
               </w:rPr>
-              <w:t>02</w:t>
+              <w:t>Quản Trị Chiến Dịch Quảng Cáo Google Ads</w:t>
+            </w:r>
+          </w:p>
+          <w:p>
+            <w:pPr>
+              <w:spacing w:before="0" w:after="40" w:line="276" w:lineRule="auto"/>
+              <w:jc w:val="left"/>
+            </w:pPr>
+            <w:r>
+              <w:t>- Nghiên cứu bộ 50 từ khóa chuyển đổi, viết mẫu quảng cáo chuẩn RSA.</w:t>
+            </w:r>
+          </w:p>
+          <w:p>
+            <w:pPr>
+              <w:spacing w:before="0" w:after="40" w:line="276" w:lineRule="auto"/>
+              <w:jc w:val="left"/>
+            </w:pPr>
+            <w:r>
+              <w:t>- Cài đặt chuyển đổi GA4/GTM và tối ưu hóa hàng tuần (chưa gồm ngân sách nạp).</w:t>
             </w:r>
           </w:p>
         </w:tc>
         <w:tc>
           <w:tcPr>
-            <w:tcW w:type="dxa" w:w="1201"/>
+            <w:tcW w:type="dxa" w:w="3989"/>
             <w:vAlign w:val="center"/>
+            <w:tcW w:w="3988" w:type="dxa"/>
             <w:tcMar>
-              <w:top w:w="120" w:type="dxa"/>
-              <w:bottom w:w="120" w:type="dxa"/>
-              <w:left w:w="160" w:type="dxa"/>
-              <w:right w:w="160" w:type="dxa"/>
+              <w:top w:w="80" w:type="dxa"/>
+              <w:bottom w:w="80" w:type="dxa"/>
+              <w:left w:w="100" w:type="dxa"/>
+              <w:right w:w="100" w:type="dxa"/>
+            </w:tcMar>
+            <w:shd w:fill="FFFFFF"/>
+          </w:tcPr>
+          <w:p>
+            <w:r/>
+          </w:p>
+          <w:p>
+            <w:pPr>
+              <w:spacing w:before="0" w:after="40" w:line="276" w:lineRule="auto"/>
+              <w:jc w:val="left"/>
+            </w:pPr>
+            <w:r>
+              <w:t>01 Tháng</w:t>
+            </w:r>
+          </w:p>
+        </w:tc>
+        <w:tc>
+          <w:tcPr>
+            <w:tcW w:type="dxa" w:w="1656"/>
+            <w:vAlign w:val="center"/>
+            <w:tcW w:w="1655" w:type="dxa"/>
+            <w:tcMar>
+              <w:top w:w="80" w:type="dxa"/>
+              <w:bottom w:w="80" w:type="dxa"/>
+              <w:left w:w="100" w:type="dxa"/>
+              <w:right w:w="100" w:type="dxa"/>
+            </w:tcMar>
+            <w:shd w:fill="FFFFFF"/>
+          </w:tcPr>
+          <w:p>
+            <w:r/>
+          </w:p>
+          <w:p>
+            <w:pPr>
+              <w:spacing w:before="0" w:after="40" w:line="276" w:lineRule="auto"/>
+              <w:jc w:val="left"/>
+            </w:pPr>
+            <w:r>
+              <w:t>Tháng thứ [X]</w:t>
+            </w:r>
+          </w:p>
+        </w:tc>
+        <w:tc>
+          <w:tcPr>
+            <w:tcW w:type="dxa" w:w="1080"/>
+            <w:vAlign w:val="center"/>
+            <w:tcW w:w="1080" w:type="dxa"/>
+            <w:tcMar>
+              <w:top w:w="80" w:type="dxa"/>
+              <w:bottom w:w="80" w:type="dxa"/>
+              <w:left w:w="100" w:type="dxa"/>
+              <w:right w:w="100" w:type="dxa"/>
+            </w:tcMar>
+            <w:shd w:fill="FFFFFF"/>
+          </w:tcPr>
+          <w:p>
+            <w:r/>
+          </w:p>
+          <w:p>
+            <w:pPr>
+              <w:spacing w:before="0" w:after="40" w:line="276" w:lineRule="auto"/>
+              <w:jc w:val="center"/>
+            </w:pPr>
+            <w:r>
+              <w:t>[GIA_ADS]</w:t>
+            </w:r>
+          </w:p>
+        </w:tc>
+      </w:tr>
+      <w:tr>
+        <w:trPr>
+          <w:cantSplit/>
+        </w:trPr>
+        <w:tc>
+          <w:tcPr>
+            <w:tcW w:type="dxa" w:w="936"/>
+            <w:vAlign w:val="center"/>
+            <w:tcW w:w="936" w:type="dxa"/>
+            <w:tcMar>
+              <w:top w:w="80" w:type="dxa"/>
+              <w:bottom w:w="80" w:type="dxa"/>
+              <w:left w:w="100" w:type="dxa"/>
+              <w:right w:w="100" w:type="dxa"/>
+            </w:tcMar>
+            <w:shd w:fill="FAFAFA"/>
+          </w:tcPr>
+          <w:p>
+            <w:r/>
+          </w:p>
+          <w:p>
+            <w:pPr>
+              <w:spacing w:before="0" w:after="40" w:line="276" w:lineRule="auto"/>
+              <w:jc w:val="center"/>
+            </w:pPr>
+            <w:r>
+              <w:rPr>
+                <w:b/>
+              </w:rPr>
+              <w:t>04</w:t>
+            </w:r>
+          </w:p>
+        </w:tc>
+        <w:tc>
+          <w:tcPr>
+            <w:tcW w:type="dxa" w:w="2088"/>
+            <w:vAlign w:val="center"/>
+            <w:tcW w:w="2088" w:type="dxa"/>
+            <w:tcMar>
+              <w:top w:w="80" w:type="dxa"/>
+              <w:bottom w:w="80" w:type="dxa"/>
+              <w:left w:w="100" w:type="dxa"/>
+              <w:right w:w="100" w:type="dxa"/>
+            </w:tcMar>
+            <w:shd w:fill="FAFAFA"/>
+          </w:tcPr>
+          <w:p>
+            <w:r/>
+          </w:p>
+          <w:p>
+            <w:pPr>
+              <w:spacing w:before="0" w:after="40" w:line="276" w:lineRule="auto"/>
+              <w:jc w:val="left"/>
+            </w:pPr>
+            <w:r>
+              <w:rPr>
+                <w:b/>
+              </w:rPr>
+              <w:t>Sản Xuất Nội Dung &amp; Quản Trị Mạng Xã Hội</w:t>
+            </w:r>
+          </w:p>
+          <w:p>
+            <w:pPr>
+              <w:spacing w:before="0" w:after="40" w:line="276" w:lineRule="auto"/>
+              <w:jc w:val="left"/>
+            </w:pPr>
+            <w:r>
+              <w:t>- 12 bài viết chuyên sâu chuẩn SEO + 12 ảnh banner thiết kế nhận diện.</w:t>
+            </w:r>
+          </w:p>
+          <w:p>
+            <w:pPr>
+              <w:spacing w:before="0" w:after="40" w:line="276" w:lineRule="auto"/>
+              <w:jc w:val="left"/>
+            </w:pPr>
+            <w:r>
+              <w:t>- Lập kế hoạch đăng tải và tối ưu tương tác fanpage.</w:t>
+            </w:r>
+          </w:p>
+        </w:tc>
+        <w:tc>
+          <w:tcPr>
+            <w:tcW w:type="dxa" w:w="3989"/>
+            <w:vAlign w:val="center"/>
+            <w:tcW w:w="3988" w:type="dxa"/>
+            <w:tcMar>
+              <w:top w:w="80" w:type="dxa"/>
+              <w:bottom w:w="80" w:type="dxa"/>
+              <w:left w:w="100" w:type="dxa"/>
+              <w:right w:w="100" w:type="dxa"/>
+            </w:tcMar>
+            <w:shd w:fill="FAFAFA"/>
+          </w:tcPr>
+          <w:p>
+            <w:r/>
+          </w:p>
+          <w:p>
+            <w:pPr>
+              <w:spacing w:before="0" w:after="40" w:line="276" w:lineRule="auto"/>
+              <w:jc w:val="left"/>
+            </w:pPr>
+            <w:r>
+              <w:t>01 Tháng</w:t>
+            </w:r>
+          </w:p>
+        </w:tc>
+        <w:tc>
+          <w:tcPr>
+            <w:tcW w:type="dxa" w:w="1656"/>
+            <w:vAlign w:val="center"/>
+            <w:tcW w:w="1655" w:type="dxa"/>
+            <w:tcMar>
+              <w:top w:w="80" w:type="dxa"/>
+              <w:bottom w:w="80" w:type="dxa"/>
+              <w:left w:w="100" w:type="dxa"/>
+              <w:right w:w="100" w:type="dxa"/>
+            </w:tcMar>
+            <w:shd w:fill="FAFAFA"/>
+          </w:tcPr>
+          <w:p>
+            <w:r/>
+          </w:p>
+          <w:p>
+            <w:pPr>
+              <w:spacing w:before="0" w:after="40" w:line="276" w:lineRule="auto"/>
+              <w:jc w:val="left"/>
+            </w:pPr>
+            <w:r>
+              <w:t>Tháng thứ [X]</w:t>
+            </w:r>
+          </w:p>
+        </w:tc>
+        <w:tc>
+          <w:tcPr>
+            <w:tcW w:type="dxa" w:w="1080"/>
+            <w:vAlign w:val="center"/>
+            <w:tcW w:w="1080" w:type="dxa"/>
+            <w:tcMar>
+              <w:top w:w="80" w:type="dxa"/>
+              <w:bottom w:w="80" w:type="dxa"/>
+              <w:left w:w="100" w:type="dxa"/>
+              <w:right w:w="100" w:type="dxa"/>
+            </w:tcMar>
+            <w:shd w:fill="FAFAFA"/>
+          </w:tcPr>
+          <w:p>
+            <w:r/>
+          </w:p>
+          <w:p>
+            <w:pPr>
+              <w:spacing w:before="0" w:after="40" w:line="276" w:lineRule="auto"/>
+              <w:jc w:val="center"/>
+            </w:pPr>
+            <w:r>
+              <w:t>[GIA_CONTENT]</w:t>
+            </w:r>
+          </w:p>
+        </w:tc>
+      </w:tr>
+      <w:tr>
+        <w:trPr>
+          <w:cantSplit/>
+        </w:trPr>
+        <w:tc>
+          <w:tcPr>
+            <w:tcW w:type="dxa" w:w="936"/>
+            <w:vAlign w:val="center"/>
+            <w:tcW w:w="936" w:type="dxa"/>
+            <w:tcMar>
+              <w:top w:w="80" w:type="dxa"/>
+              <w:bottom w:w="80" w:type="dxa"/>
+              <w:left w:w="100" w:type="dxa"/>
+              <w:right w:w="100" w:type="dxa"/>
+            </w:tcMar>
+            <w:shd w:fill="FFFFFF"/>
+          </w:tcPr>
+          <w:p>
+            <w:r/>
+          </w:p>
+          <w:p>
+            <w:pPr>
+              <w:spacing w:before="0" w:after="40" w:line="276" w:lineRule="auto"/>
+              <w:jc w:val="center"/>
+            </w:pPr>
+            <w:r>
+              <w:rPr>
+                <w:b/>
+              </w:rPr>
+              <w:t>05</w:t>
+            </w:r>
+          </w:p>
+        </w:tc>
+        <w:tc>
+          <w:tcPr>
+            <w:tcW w:type="dxa" w:w="2088"/>
+            <w:vAlign w:val="center"/>
+            <w:tcW w:w="2088" w:type="dxa"/>
+            <w:tcMar>
+              <w:top w:w="80" w:type="dxa"/>
+              <w:bottom w:w="80" w:type="dxa"/>
+              <w:left w:w="100" w:type="dxa"/>
+              <w:right w:w="100" w:type="dxa"/>
             </w:tcMar>
             <w:shd w:fill="FFFFFF"/>
           </w:tcPr>
@@ -913,22 +1364,40 @@
             </w:pPr>
             <w:r>
               <w:rPr>
-                <w:rFonts w:ascii="Consolas" w:hAnsi="Consolas"/>
-                <w:sz w:val="19"/>
+                <w:b/>
               </w:rPr>
-              <w:t>MAPS-OPT</w:t>
+              <w:t>Tích Hợp Tự Động Hóa CRM &amp; Dữ Liệu Khách Hàng</w:t>
+            </w:r>
+          </w:p>
+          <w:p>
+            <w:pPr>
+              <w:spacing w:before="0" w:after="40" w:line="276" w:lineRule="auto"/>
+              <w:jc w:val="left"/>
+            </w:pPr>
+            <w:r>
+              <w:t>- Đồng bộ lead tự động vào Google Sheets bảo mật phân quyền.</w:t>
+            </w:r>
+          </w:p>
+          <w:p>
+            <w:pPr>
+              <w:spacing w:before="0" w:after="40" w:line="276" w:lineRule="auto"/>
+              <w:jc w:val="left"/>
+            </w:pPr>
+            <w:r>
+              <w:t>- Gửi thông báo có khách đặt hẹn mới tức thì về Telegram hoặc Zalo OA.</w:t>
             </w:r>
           </w:p>
         </w:tc>
         <w:tc>
           <w:tcPr>
-            <w:tcW w:type="dxa" w:w="1201"/>
+            <w:tcW w:type="dxa" w:w="3989"/>
             <w:vAlign w:val="center"/>
+            <w:tcW w:w="3988" w:type="dxa"/>
             <w:tcMar>
-              <w:top w:w="120" w:type="dxa"/>
-              <w:bottom w:w="120" w:type="dxa"/>
-              <w:left w:w="160" w:type="dxa"/>
-              <w:right w:w="160" w:type="dxa"/>
+              <w:top w:w="80" w:type="dxa"/>
+              <w:bottom w:w="80" w:type="dxa"/>
+              <w:left w:w="100" w:type="dxa"/>
+              <w:right w:w="100" w:type="dxa"/>
             </w:tcMar>
             <w:shd w:fill="FFFFFF"/>
           </w:tcPr>
@@ -941,94 +1410,20 @@
               <w:jc w:val="left"/>
             </w:pPr>
             <w:r>
-              <w:t>Tối ưu &amp; Chăm sóc Google Maps</w:t>
+              <w:t>01 Hệ thống</w:t>
             </w:r>
           </w:p>
         </w:tc>
         <w:tc>
           <w:tcPr>
-            <w:tcW w:type="dxa" w:w="1201"/>
+            <w:tcW w:type="dxa" w:w="1656"/>
             <w:vAlign w:val="center"/>
+            <w:tcW w:w="1655" w:type="dxa"/>
             <w:tcMar>
-              <w:top w:w="120" w:type="dxa"/>
-              <w:bottom w:w="120" w:type="dxa"/>
-              <w:left w:w="160" w:type="dxa"/>
-              <w:right w:w="160" w:type="dxa"/>
-            </w:tcMar>
-            <w:shd w:fill="FFFFFF"/>
-          </w:tcPr>
-          <w:p>
-            <w:r/>
-          </w:p>
-          <w:p>
-            <w:pPr>
-              <w:spacing w:before="0" w:after="40" w:line="276" w:lineRule="auto"/>
-              <w:jc w:val="left"/>
-            </w:pPr>
-            <w:r>
-              <w:t>Tối ưu Profile, SEO Local từ khóa khu vực, quy trình thu thập review 5 sao.</w:t>
-            </w:r>
-          </w:p>
-        </w:tc>
-        <w:tc>
-          <w:tcPr>
-            <w:tcW w:type="dxa" w:w="1201"/>
-            <w:vAlign w:val="center"/>
-            <w:tcMar>
-              <w:top w:w="120" w:type="dxa"/>
-              <w:bottom w:w="120" w:type="dxa"/>
-              <w:left w:w="160" w:type="dxa"/>
-              <w:right w:w="160" w:type="dxa"/>
-            </w:tcMar>
-            <w:shd w:fill="FFFFFF"/>
-          </w:tcPr>
-          <w:p>
-            <w:r/>
-          </w:p>
-          <w:p>
-            <w:pPr>
-              <w:spacing w:before="0" w:after="40" w:line="276" w:lineRule="auto"/>
-              <w:jc w:val="left"/>
-            </w:pPr>
-            <w:r>
-              <w:t>01</w:t>
-            </w:r>
-          </w:p>
-        </w:tc>
-        <w:tc>
-          <w:tcPr>
-            <w:tcW w:type="dxa" w:w="1201"/>
-            <w:vAlign w:val="center"/>
-            <w:tcMar>
-              <w:top w:w="120" w:type="dxa"/>
-              <w:bottom w:w="120" w:type="dxa"/>
-              <w:left w:w="160" w:type="dxa"/>
-              <w:right w:w="160" w:type="dxa"/>
-            </w:tcMar>
-            <w:shd w:fill="FFFFFF"/>
-          </w:tcPr>
-          <w:p>
-            <w:r/>
-          </w:p>
-          <w:p>
-            <w:pPr>
-              <w:spacing w:before="0" w:after="40" w:line="276" w:lineRule="auto"/>
-              <w:jc w:val="left"/>
-            </w:pPr>
-            <w:r>
-              <w:t>Địa điểm</w:t>
-            </w:r>
-          </w:p>
-        </w:tc>
-        <w:tc>
-          <w:tcPr>
-            <w:tcW w:type="dxa" w:w="1201"/>
-            <w:vAlign w:val="center"/>
-            <w:tcMar>
-              <w:top w:w="120" w:type="dxa"/>
-              <w:bottom w:w="120" w:type="dxa"/>
-              <w:left w:w="160" w:type="dxa"/>
-              <w:right w:w="160" w:type="dxa"/>
+              <w:top w:w="80" w:type="dxa"/>
+              <w:bottom w:w="80" w:type="dxa"/>
+              <w:left w:w="100" w:type="dxa"/>
+              <w:right w:w="100" w:type="dxa"/>
             </w:tcMar>
             <w:shd w:fill="FFFFFF"/>
           </w:tcPr>
@@ -1047,13 +1442,14 @@
         </w:tc>
         <w:tc>
           <w:tcPr>
-            <w:tcW w:type="dxa" w:w="1201"/>
+            <w:tcW w:type="dxa" w:w="1080"/>
             <w:vAlign w:val="center"/>
+            <w:tcW w:w="1080" w:type="dxa"/>
             <w:tcMar>
-              <w:top w:w="120" w:type="dxa"/>
-              <w:bottom w:w="120" w:type="dxa"/>
-              <w:left w:w="160" w:type="dxa"/>
-              <w:right w:w="160" w:type="dxa"/>
+              <w:top w:w="80" w:type="dxa"/>
+              <w:bottom w:w="80" w:type="dxa"/>
+              <w:left w:w="100" w:type="dxa"/>
+              <w:right w:w="100" w:type="dxa"/>
             </w:tcMar>
             <w:shd w:fill="FFFFFF"/>
           </w:tcPr>
@@ -1063,634 +1459,7 @@
           <w:p>
             <w:pPr>
               <w:spacing w:before="0" w:after="40" w:line="276" w:lineRule="auto"/>
-              <w:jc w:val="left"/>
-            </w:pPr>
-            <w:r>
-              <w:t>[GIA_MAPS]</w:t>
-            </w:r>
-          </w:p>
-        </w:tc>
-      </w:tr>
-      <w:tr>
-        <w:tc>
-          <w:tcPr>
-            <w:tcW w:type="dxa" w:w="1201"/>
-            <w:vAlign w:val="center"/>
-            <w:tcMar>
-              <w:top w:w="120" w:type="dxa"/>
-              <w:bottom w:w="120" w:type="dxa"/>
-              <w:left w:w="160" w:type="dxa"/>
-              <w:right w:w="160" w:type="dxa"/>
-            </w:tcMar>
-            <w:shd w:fill="F8FAFC"/>
-          </w:tcPr>
-          <w:p>
-            <w:r/>
-          </w:p>
-          <w:p>
-            <w:pPr>
-              <w:spacing w:before="0" w:after="40" w:line="276" w:lineRule="auto"/>
-              <w:jc w:val="left"/>
-            </w:pPr>
-            <w:r>
-              <w:rPr>
-                <w:b/>
-              </w:rPr>
-              <w:t>03</w:t>
-            </w:r>
-          </w:p>
-        </w:tc>
-        <w:tc>
-          <w:tcPr>
-            <w:tcW w:type="dxa" w:w="1201"/>
-            <w:vAlign w:val="center"/>
-            <w:tcMar>
-              <w:top w:w="120" w:type="dxa"/>
-              <w:bottom w:w="120" w:type="dxa"/>
-              <w:left w:w="160" w:type="dxa"/>
-              <w:right w:w="160" w:type="dxa"/>
-            </w:tcMar>
-            <w:shd w:fill="F8FAFC"/>
-          </w:tcPr>
-          <w:p>
-            <w:r/>
-          </w:p>
-          <w:p>
-            <w:pPr>
-              <w:spacing w:before="0" w:after="40" w:line="276" w:lineRule="auto"/>
-              <w:jc w:val="left"/>
-            </w:pPr>
-            <w:r>
-              <w:rPr>
-                <w:rFonts w:ascii="Consolas" w:hAnsi="Consolas"/>
-                <w:sz w:val="19"/>
-              </w:rPr>
-              <w:t>ADS-MGT</w:t>
-            </w:r>
-          </w:p>
-        </w:tc>
-        <w:tc>
-          <w:tcPr>
-            <w:tcW w:type="dxa" w:w="1201"/>
-            <w:vAlign w:val="center"/>
-            <w:tcMar>
-              <w:top w:w="120" w:type="dxa"/>
-              <w:bottom w:w="120" w:type="dxa"/>
-              <w:left w:w="160" w:type="dxa"/>
-              <w:right w:w="160" w:type="dxa"/>
-            </w:tcMar>
-            <w:shd w:fill="F8FAFC"/>
-          </w:tcPr>
-          <w:p>
-            <w:r/>
-          </w:p>
-          <w:p>
-            <w:pPr>
-              <w:spacing w:before="0" w:after="40" w:line="276" w:lineRule="auto"/>
-              <w:jc w:val="left"/>
-            </w:pPr>
-            <w:r>
-              <w:t>Quản trị Quảng cáo Google Ads</w:t>
-            </w:r>
-          </w:p>
-        </w:tc>
-        <w:tc>
-          <w:tcPr>
-            <w:tcW w:type="dxa" w:w="1201"/>
-            <w:vAlign w:val="center"/>
-            <w:tcMar>
-              <w:top w:w="120" w:type="dxa"/>
-              <w:bottom w:w="120" w:type="dxa"/>
-              <w:left w:w="160" w:type="dxa"/>
-              <w:right w:w="160" w:type="dxa"/>
-            </w:tcMar>
-            <w:shd w:fill="F8FAFC"/>
-          </w:tcPr>
-          <w:p>
-            <w:r/>
-          </w:p>
-          <w:p>
-            <w:pPr>
-              <w:spacing w:before="0" w:after="40" w:line="276" w:lineRule="auto"/>
-              <w:jc w:val="left"/>
-            </w:pPr>
-            <w:r>
-              <w:t>Nghiên cứu từ khóa, setup chiến dịch Search, tối ưu hàng tuần (Chưa gồm ngân sách nạp).</w:t>
-            </w:r>
-          </w:p>
-        </w:tc>
-        <w:tc>
-          <w:tcPr>
-            <w:tcW w:type="dxa" w:w="1201"/>
-            <w:vAlign w:val="center"/>
-            <w:tcMar>
-              <w:top w:w="120" w:type="dxa"/>
-              <w:bottom w:w="120" w:type="dxa"/>
-              <w:left w:w="160" w:type="dxa"/>
-              <w:right w:w="160" w:type="dxa"/>
-            </w:tcMar>
-            <w:shd w:fill="F8FAFC"/>
-          </w:tcPr>
-          <w:p>
-            <w:r/>
-          </w:p>
-          <w:p>
-            <w:pPr>
-              <w:spacing w:before="0" w:after="40" w:line="276" w:lineRule="auto"/>
-              <w:jc w:val="left"/>
-            </w:pPr>
-            <w:r>
-              <w:t>01</w:t>
-            </w:r>
-          </w:p>
-        </w:tc>
-        <w:tc>
-          <w:tcPr>
-            <w:tcW w:type="dxa" w:w="1201"/>
-            <w:vAlign w:val="center"/>
-            <w:tcMar>
-              <w:top w:w="120" w:type="dxa"/>
-              <w:bottom w:w="120" w:type="dxa"/>
-              <w:left w:w="160" w:type="dxa"/>
-              <w:right w:w="160" w:type="dxa"/>
-            </w:tcMar>
-            <w:shd w:fill="F8FAFC"/>
-          </w:tcPr>
-          <w:p>
-            <w:r/>
-          </w:p>
-          <w:p>
-            <w:pPr>
-              <w:spacing w:before="0" w:after="40" w:line="276" w:lineRule="auto"/>
-              <w:jc w:val="left"/>
-            </w:pPr>
-            <w:r>
-              <w:t>Tháng</w:t>
-            </w:r>
-          </w:p>
-        </w:tc>
-        <w:tc>
-          <w:tcPr>
-            <w:tcW w:type="dxa" w:w="1201"/>
-            <w:vAlign w:val="center"/>
-            <w:tcMar>
-              <w:top w:w="120" w:type="dxa"/>
-              <w:bottom w:w="120" w:type="dxa"/>
-              <w:left w:w="160" w:type="dxa"/>
-              <w:right w:w="160" w:type="dxa"/>
-            </w:tcMar>
-            <w:shd w:fill="F8FAFC"/>
-          </w:tcPr>
-          <w:p>
-            <w:r/>
-          </w:p>
-          <w:p>
-            <w:pPr>
-              <w:spacing w:before="0" w:after="40" w:line="276" w:lineRule="auto"/>
-              <w:jc w:val="left"/>
-            </w:pPr>
-            <w:r>
-              <w:t>Tháng thứ [X]</w:t>
-            </w:r>
-          </w:p>
-        </w:tc>
-        <w:tc>
-          <w:tcPr>
-            <w:tcW w:type="dxa" w:w="1201"/>
-            <w:vAlign w:val="center"/>
-            <w:tcMar>
-              <w:top w:w="120" w:type="dxa"/>
-              <w:bottom w:w="120" w:type="dxa"/>
-              <w:left w:w="160" w:type="dxa"/>
-              <w:right w:w="160" w:type="dxa"/>
-            </w:tcMar>
-            <w:shd w:fill="F8FAFC"/>
-          </w:tcPr>
-          <w:p>
-            <w:r/>
-          </w:p>
-          <w:p>
-            <w:pPr>
-              <w:spacing w:before="0" w:after="40" w:line="276" w:lineRule="auto"/>
-              <w:jc w:val="left"/>
-            </w:pPr>
-            <w:r>
-              <w:t>[GIA_ADS]</w:t>
-            </w:r>
-          </w:p>
-        </w:tc>
-      </w:tr>
-      <w:tr>
-        <w:tc>
-          <w:tcPr>
-            <w:tcW w:type="dxa" w:w="1201"/>
-            <w:vAlign w:val="center"/>
-            <w:tcMar>
-              <w:top w:w="120" w:type="dxa"/>
-              <w:bottom w:w="120" w:type="dxa"/>
-              <w:left w:w="160" w:type="dxa"/>
-              <w:right w:w="160" w:type="dxa"/>
-            </w:tcMar>
-            <w:shd w:fill="FFFFFF"/>
-          </w:tcPr>
-          <w:p>
-            <w:r/>
-          </w:p>
-          <w:p>
-            <w:pPr>
-              <w:spacing w:before="0" w:after="40" w:line="276" w:lineRule="auto"/>
-              <w:jc w:val="left"/>
-            </w:pPr>
-            <w:r>
-              <w:rPr>
-                <w:b/>
-              </w:rPr>
-              <w:t>04</w:t>
-            </w:r>
-          </w:p>
-        </w:tc>
-        <w:tc>
-          <w:tcPr>
-            <w:tcW w:type="dxa" w:w="1201"/>
-            <w:vAlign w:val="center"/>
-            <w:tcMar>
-              <w:top w:w="120" w:type="dxa"/>
-              <w:bottom w:w="120" w:type="dxa"/>
-              <w:left w:w="160" w:type="dxa"/>
-              <w:right w:w="160" w:type="dxa"/>
-            </w:tcMar>
-            <w:shd w:fill="FFFFFF"/>
-          </w:tcPr>
-          <w:p>
-            <w:r/>
-          </w:p>
-          <w:p>
-            <w:pPr>
-              <w:spacing w:before="0" w:after="40" w:line="276" w:lineRule="auto"/>
-              <w:jc w:val="left"/>
-            </w:pPr>
-            <w:r>
-              <w:rPr>
-                <w:rFonts w:ascii="Consolas" w:hAnsi="Consolas"/>
-                <w:sz w:val="19"/>
-              </w:rPr>
-              <w:t>CON-SOC</w:t>
-            </w:r>
-          </w:p>
-        </w:tc>
-        <w:tc>
-          <w:tcPr>
-            <w:tcW w:type="dxa" w:w="1201"/>
-            <w:vAlign w:val="center"/>
-            <w:tcMar>
-              <w:top w:w="120" w:type="dxa"/>
-              <w:bottom w:w="120" w:type="dxa"/>
-              <w:left w:w="160" w:type="dxa"/>
-              <w:right w:w="160" w:type="dxa"/>
-            </w:tcMar>
-            <w:shd w:fill="FFFFFF"/>
-          </w:tcPr>
-          <w:p>
-            <w:r/>
-          </w:p>
-          <w:p>
-            <w:pPr>
-              <w:spacing w:before="0" w:after="40" w:line="276" w:lineRule="auto"/>
-              <w:jc w:val="left"/>
-            </w:pPr>
-            <w:r>
-              <w:t>Sản xuất Nội dung &amp; Fanpage</w:t>
-            </w:r>
-          </w:p>
-        </w:tc>
-        <w:tc>
-          <w:tcPr>
-            <w:tcW w:type="dxa" w:w="1201"/>
-            <w:vAlign w:val="center"/>
-            <w:tcMar>
-              <w:top w:w="120" w:type="dxa"/>
-              <w:bottom w:w="120" w:type="dxa"/>
-              <w:left w:w="160" w:type="dxa"/>
-              <w:right w:w="160" w:type="dxa"/>
-            </w:tcMar>
-            <w:shd w:fill="FFFFFF"/>
-          </w:tcPr>
-          <w:p>
-            <w:r/>
-          </w:p>
-          <w:p>
-            <w:pPr>
-              <w:spacing w:before="0" w:after="40" w:line="276" w:lineRule="auto"/>
-              <w:jc w:val="left"/>
-            </w:pPr>
-            <w:r>
-              <w:t>12 bài viết chuẩn SEO + 12 ảnh thiết kế banner + đăng bài lịch trình.</w:t>
-            </w:r>
-          </w:p>
-        </w:tc>
-        <w:tc>
-          <w:tcPr>
-            <w:tcW w:type="dxa" w:w="1201"/>
-            <w:vAlign w:val="center"/>
-            <w:tcMar>
-              <w:top w:w="120" w:type="dxa"/>
-              <w:bottom w:w="120" w:type="dxa"/>
-              <w:left w:w="160" w:type="dxa"/>
-              <w:right w:w="160" w:type="dxa"/>
-            </w:tcMar>
-            <w:shd w:fill="FFFFFF"/>
-          </w:tcPr>
-          <w:p>
-            <w:r/>
-          </w:p>
-          <w:p>
-            <w:pPr>
-              <w:spacing w:before="0" w:after="40" w:line="276" w:lineRule="auto"/>
-              <w:jc w:val="left"/>
-            </w:pPr>
-            <w:r>
-              <w:t>01</w:t>
-            </w:r>
-          </w:p>
-        </w:tc>
-        <w:tc>
-          <w:tcPr>
-            <w:tcW w:type="dxa" w:w="1201"/>
-            <w:vAlign w:val="center"/>
-            <w:tcMar>
-              <w:top w:w="120" w:type="dxa"/>
-              <w:bottom w:w="120" w:type="dxa"/>
-              <w:left w:w="160" w:type="dxa"/>
-              <w:right w:w="160" w:type="dxa"/>
-            </w:tcMar>
-            <w:shd w:fill="FFFFFF"/>
-          </w:tcPr>
-          <w:p>
-            <w:r/>
-          </w:p>
-          <w:p>
-            <w:pPr>
-              <w:spacing w:before="0" w:after="40" w:line="276" w:lineRule="auto"/>
-              <w:jc w:val="left"/>
-            </w:pPr>
-            <w:r>
-              <w:t>Tháng</w:t>
-            </w:r>
-          </w:p>
-        </w:tc>
-        <w:tc>
-          <w:tcPr>
-            <w:tcW w:type="dxa" w:w="1201"/>
-            <w:vAlign w:val="center"/>
-            <w:tcMar>
-              <w:top w:w="120" w:type="dxa"/>
-              <w:bottom w:w="120" w:type="dxa"/>
-              <w:left w:w="160" w:type="dxa"/>
-              <w:right w:w="160" w:type="dxa"/>
-            </w:tcMar>
-            <w:shd w:fill="FFFFFF"/>
-          </w:tcPr>
-          <w:p>
-            <w:r/>
-          </w:p>
-          <w:p>
-            <w:pPr>
-              <w:spacing w:before="0" w:after="40" w:line="276" w:lineRule="auto"/>
-              <w:jc w:val="left"/>
-            </w:pPr>
-            <w:r>
-              <w:t>Tháng thứ [X]</w:t>
-            </w:r>
-          </w:p>
-        </w:tc>
-        <w:tc>
-          <w:tcPr>
-            <w:tcW w:type="dxa" w:w="1201"/>
-            <w:vAlign w:val="center"/>
-            <w:tcMar>
-              <w:top w:w="120" w:type="dxa"/>
-              <w:bottom w:w="120" w:type="dxa"/>
-              <w:left w:w="160" w:type="dxa"/>
-              <w:right w:w="160" w:type="dxa"/>
-            </w:tcMar>
-            <w:shd w:fill="FFFFFF"/>
-          </w:tcPr>
-          <w:p>
-            <w:r/>
-          </w:p>
-          <w:p>
-            <w:pPr>
-              <w:spacing w:before="0" w:after="40" w:line="276" w:lineRule="auto"/>
-              <w:jc w:val="left"/>
-            </w:pPr>
-            <w:r>
-              <w:t>[GIA_CONTENT]</w:t>
-            </w:r>
-          </w:p>
-        </w:tc>
-      </w:tr>
-      <w:tr>
-        <w:tc>
-          <w:tcPr>
-            <w:tcW w:type="dxa" w:w="1201"/>
-            <w:vAlign w:val="center"/>
-            <w:tcMar>
-              <w:top w:w="120" w:type="dxa"/>
-              <w:bottom w:w="120" w:type="dxa"/>
-              <w:left w:w="160" w:type="dxa"/>
-              <w:right w:w="160" w:type="dxa"/>
-            </w:tcMar>
-            <w:shd w:fill="F8FAFC"/>
-          </w:tcPr>
-          <w:p>
-            <w:r/>
-          </w:p>
-          <w:p>
-            <w:pPr>
-              <w:spacing w:before="0" w:after="40" w:line="276" w:lineRule="auto"/>
-              <w:jc w:val="left"/>
-            </w:pPr>
-            <w:r>
-              <w:rPr>
-                <w:b/>
-              </w:rPr>
-              <w:t>05</w:t>
-            </w:r>
-          </w:p>
-        </w:tc>
-        <w:tc>
-          <w:tcPr>
-            <w:tcW w:type="dxa" w:w="1201"/>
-            <w:vAlign w:val="center"/>
-            <w:tcMar>
-              <w:top w:w="120" w:type="dxa"/>
-              <w:bottom w:w="120" w:type="dxa"/>
-              <w:left w:w="160" w:type="dxa"/>
-              <w:right w:w="160" w:type="dxa"/>
-            </w:tcMar>
-            <w:shd w:fill="F8FAFC"/>
-          </w:tcPr>
-          <w:p>
-            <w:r/>
-          </w:p>
-          <w:p>
-            <w:pPr>
-              <w:spacing w:before="0" w:after="40" w:line="276" w:lineRule="auto"/>
-              <w:jc w:val="left"/>
-            </w:pPr>
-            <w:r>
-              <w:rPr>
-                <w:rFonts w:ascii="Consolas" w:hAnsi="Consolas"/>
-                <w:sz w:val="19"/>
-              </w:rPr>
-              <w:t>CRM-AUTO</w:t>
-            </w:r>
-          </w:p>
-        </w:tc>
-        <w:tc>
-          <w:tcPr>
-            <w:tcW w:type="dxa" w:w="1201"/>
-            <w:vAlign w:val="center"/>
-            <w:tcMar>
-              <w:top w:w="120" w:type="dxa"/>
-              <w:bottom w:w="120" w:type="dxa"/>
-              <w:left w:w="160" w:type="dxa"/>
-              <w:right w:w="160" w:type="dxa"/>
-            </w:tcMar>
-            <w:shd w:fill="F8FAFC"/>
-          </w:tcPr>
-          <w:p>
-            <w:r/>
-          </w:p>
-          <w:p>
-            <w:pPr>
-              <w:spacing w:before="0" w:after="40" w:line="276" w:lineRule="auto"/>
-              <w:jc w:val="left"/>
-            </w:pPr>
-            <w:r>
-              <w:t>Tích hợp CRM &amp; Automation</w:t>
-            </w:r>
-          </w:p>
-        </w:tc>
-        <w:tc>
-          <w:tcPr>
-            <w:tcW w:type="dxa" w:w="1201"/>
-            <w:vAlign w:val="center"/>
-            <w:tcMar>
-              <w:top w:w="120" w:type="dxa"/>
-              <w:bottom w:w="120" w:type="dxa"/>
-              <w:left w:w="160" w:type="dxa"/>
-              <w:right w:w="160" w:type="dxa"/>
-            </w:tcMar>
-            <w:shd w:fill="F8FAFC"/>
-          </w:tcPr>
-          <w:p>
-            <w:r/>
-          </w:p>
-          <w:p>
-            <w:pPr>
-              <w:spacing w:before="0" w:after="40" w:line="276" w:lineRule="auto"/>
-              <w:jc w:val="left"/>
-            </w:pPr>
-            <w:r>
-              <w:t>Đồng bộ lead tự động về Telegram/Zalo, kịch bản tin nhắn chăm sóc tự động.</w:t>
-            </w:r>
-          </w:p>
-        </w:tc>
-        <w:tc>
-          <w:tcPr>
-            <w:tcW w:type="dxa" w:w="1201"/>
-            <w:vAlign w:val="center"/>
-            <w:tcMar>
-              <w:top w:w="120" w:type="dxa"/>
-              <w:bottom w:w="120" w:type="dxa"/>
-              <w:left w:w="160" w:type="dxa"/>
-              <w:right w:w="160" w:type="dxa"/>
-            </w:tcMar>
-            <w:shd w:fill="F8FAFC"/>
-          </w:tcPr>
-          <w:p>
-            <w:r/>
-          </w:p>
-          <w:p>
-            <w:pPr>
-              <w:spacing w:before="0" w:after="40" w:line="276" w:lineRule="auto"/>
-              <w:jc w:val="left"/>
-            </w:pPr>
-            <w:r>
-              <w:t>01</w:t>
-            </w:r>
-          </w:p>
-        </w:tc>
-        <w:tc>
-          <w:tcPr>
-            <w:tcW w:type="dxa" w:w="1201"/>
-            <w:vAlign w:val="center"/>
-            <w:tcMar>
-              <w:top w:w="120" w:type="dxa"/>
-              <w:bottom w:w="120" w:type="dxa"/>
-              <w:left w:w="160" w:type="dxa"/>
-              <w:right w:w="160" w:type="dxa"/>
-            </w:tcMar>
-            <w:shd w:fill="F8FAFC"/>
-          </w:tcPr>
-          <w:p>
-            <w:r/>
-          </w:p>
-          <w:p>
-            <w:pPr>
-              <w:spacing w:before="0" w:after="40" w:line="276" w:lineRule="auto"/>
-              <w:jc w:val="left"/>
-            </w:pPr>
-            <w:r>
-              <w:t>Hệ thống</w:t>
-            </w:r>
-          </w:p>
-        </w:tc>
-        <w:tc>
-          <w:tcPr>
-            <w:tcW w:type="dxa" w:w="1201"/>
-            <w:vAlign w:val="center"/>
-            <w:tcMar>
-              <w:top w:w="120" w:type="dxa"/>
-              <w:bottom w:w="120" w:type="dxa"/>
-              <w:left w:w="160" w:type="dxa"/>
-              <w:right w:w="160" w:type="dxa"/>
-            </w:tcMar>
-            <w:shd w:fill="F8FAFC"/>
-          </w:tcPr>
-          <w:p>
-            <w:r/>
-          </w:p>
-          <w:p>
-            <w:pPr>
-              <w:spacing w:before="0" w:after="40" w:line="276" w:lineRule="auto"/>
-              <w:jc w:val="left"/>
-            </w:pPr>
-            <w:r>
-              <w:t>10 ngày làm việc</w:t>
-            </w:r>
-          </w:p>
-        </w:tc>
-        <w:tc>
-          <w:tcPr>
-            <w:tcW w:type="dxa" w:w="1201"/>
-            <w:vAlign w:val="center"/>
-            <w:tcMar>
-              <w:top w:w="120" w:type="dxa"/>
-              <w:bottom w:w="120" w:type="dxa"/>
-              <w:left w:w="160" w:type="dxa"/>
-              <w:right w:w="160" w:type="dxa"/>
-            </w:tcMar>
-            <w:shd w:fill="F8FAFC"/>
-          </w:tcPr>
-          <w:p>
-            <w:r/>
-          </w:p>
-          <w:p>
-            <w:pPr>
-              <w:spacing w:before="0" w:after="40" w:line="276" w:lineRule="auto"/>
-              <w:jc w:val="left"/>
+              <w:jc w:val="center"/>
             </w:pPr>
             <w:r>
               <w:t>[GIA_CRM]</w:t>
@@ -1699,17 +1468,21 @@
         </w:tc>
       </w:tr>
       <w:tr>
+        <w:trPr>
+          <w:cantSplit/>
+        </w:trPr>
         <w:tc>
           <w:tcPr>
-            <w:tcW w:type="dxa" w:w="1201"/>
+            <w:tcW w:type="dxa" w:w="936"/>
             <w:vAlign w:val="center"/>
+            <w:tcW w:w="936" w:type="dxa"/>
             <w:tcMar>
-              <w:top w:w="120" w:type="dxa"/>
-              <w:bottom w:w="120" w:type="dxa"/>
-              <w:left w:w="160" w:type="dxa"/>
-              <w:right w:w="160" w:type="dxa"/>
+              <w:top w:w="80" w:type="dxa"/>
+              <w:bottom w:w="80" w:type="dxa"/>
+              <w:left w:w="100" w:type="dxa"/>
+              <w:right w:w="100" w:type="dxa"/>
             </w:tcMar>
-            <w:shd w:fill="FFFFFF"/>
+            <w:shd w:fill="FAFAFA"/>
           </w:tcPr>
           <w:p>
             <w:r/>
@@ -1717,7 +1490,7 @@
           <w:p>
             <w:pPr>
               <w:spacing w:before="0" w:after="40" w:line="276" w:lineRule="auto"/>
-              <w:jc w:val="left"/>
+              <w:jc w:val="center"/>
             </w:pPr>
             <w:r>
               <w:rPr>
@@ -1729,15 +1502,67 @@
         </w:tc>
         <w:tc>
           <w:tcPr>
-            <w:tcW w:type="dxa" w:w="1201"/>
+            <w:tcW w:type="dxa" w:w="2088"/>
             <w:vAlign w:val="center"/>
+            <w:tcW w:w="2088" w:type="dxa"/>
             <w:tcMar>
-              <w:top w:w="120" w:type="dxa"/>
-              <w:bottom w:w="120" w:type="dxa"/>
-              <w:left w:w="160" w:type="dxa"/>
-              <w:right w:w="160" w:type="dxa"/>
+              <w:top w:w="80" w:type="dxa"/>
+              <w:bottom w:w="80" w:type="dxa"/>
+              <w:left w:w="100" w:type="dxa"/>
+              <w:right w:w="100" w:type="dxa"/>
             </w:tcMar>
-            <w:shd w:fill="FFFFFF"/>
+            <w:shd w:fill="FAFAFA"/>
+          </w:tcPr>
+          <w:p>
+            <w:r/>
+          </w:p>
+        </w:tc>
+        <w:tc>
+          <w:tcPr>
+            <w:tcW w:type="dxa" w:w="3989"/>
+            <w:vAlign w:val="center"/>
+            <w:tcW w:w="3988" w:type="dxa"/>
+            <w:tcMar>
+              <w:top w:w="80" w:type="dxa"/>
+              <w:bottom w:w="80" w:type="dxa"/>
+              <w:left w:w="100" w:type="dxa"/>
+              <w:right w:w="100" w:type="dxa"/>
+            </w:tcMar>
+            <w:shd w:fill="FAFAFA"/>
+          </w:tcPr>
+          <w:p>
+            <w:r/>
+          </w:p>
+        </w:tc>
+        <w:tc>
+          <w:tcPr>
+            <w:tcW w:type="dxa" w:w="1656"/>
+            <w:vAlign w:val="center"/>
+            <w:tcW w:w="1655" w:type="dxa"/>
+            <w:tcMar>
+              <w:top w:w="80" w:type="dxa"/>
+              <w:bottom w:w="80" w:type="dxa"/>
+              <w:left w:w="100" w:type="dxa"/>
+              <w:right w:w="100" w:type="dxa"/>
+            </w:tcMar>
+            <w:shd w:fill="FAFAFA"/>
+          </w:tcPr>
+          <w:p>
+            <w:r/>
+          </w:p>
+        </w:tc>
+        <w:tc>
+          <w:tcPr>
+            <w:tcW w:type="dxa" w:w="1080"/>
+            <w:vAlign w:val="center"/>
+            <w:tcW w:w="1080" w:type="dxa"/>
+            <w:tcMar>
+              <w:top w:w="80" w:type="dxa"/>
+              <w:bottom w:w="80" w:type="dxa"/>
+              <w:left w:w="100" w:type="dxa"/>
+              <w:right w:w="100" w:type="dxa"/>
+            </w:tcMar>
+            <w:shd w:fill="FAFAFA"/>
           </w:tcPr>
           <w:p>
             <w:r/>
@@ -1745,139 +1570,7 @@
           <w:p>
             <w:pPr>
               <w:spacing w:before="0" w:after="40" w:line="276" w:lineRule="auto"/>
-              <w:jc w:val="left"/>
-            </w:pPr>
-          </w:p>
-        </w:tc>
-        <w:tc>
-          <w:tcPr>
-            <w:tcW w:type="dxa" w:w="1201"/>
-            <w:vAlign w:val="center"/>
-            <w:tcMar>
-              <w:top w:w="120" w:type="dxa"/>
-              <w:bottom w:w="120" w:type="dxa"/>
-              <w:left w:w="160" w:type="dxa"/>
-              <w:right w:w="160" w:type="dxa"/>
-            </w:tcMar>
-            <w:shd w:fill="FFFFFF"/>
-          </w:tcPr>
-          <w:p>
-            <w:r/>
-          </w:p>
-          <w:p>
-            <w:pPr>
-              <w:spacing w:before="0" w:after="40" w:line="276" w:lineRule="auto"/>
-              <w:jc w:val="left"/>
-            </w:pPr>
-          </w:p>
-        </w:tc>
-        <w:tc>
-          <w:tcPr>
-            <w:tcW w:type="dxa" w:w="1201"/>
-            <w:vAlign w:val="center"/>
-            <w:tcMar>
-              <w:top w:w="120" w:type="dxa"/>
-              <w:bottom w:w="120" w:type="dxa"/>
-              <w:left w:w="160" w:type="dxa"/>
-              <w:right w:w="160" w:type="dxa"/>
-            </w:tcMar>
-            <w:shd w:fill="FFFFFF"/>
-          </w:tcPr>
-          <w:p>
-            <w:r/>
-          </w:p>
-          <w:p>
-            <w:pPr>
-              <w:spacing w:before="0" w:after="40" w:line="276" w:lineRule="auto"/>
-              <w:jc w:val="left"/>
-            </w:pPr>
-          </w:p>
-        </w:tc>
-        <w:tc>
-          <w:tcPr>
-            <w:tcW w:type="dxa" w:w="1201"/>
-            <w:vAlign w:val="center"/>
-            <w:tcMar>
-              <w:top w:w="120" w:type="dxa"/>
-              <w:bottom w:w="120" w:type="dxa"/>
-              <w:left w:w="160" w:type="dxa"/>
-              <w:right w:w="160" w:type="dxa"/>
-            </w:tcMar>
-            <w:shd w:fill="FFFFFF"/>
-          </w:tcPr>
-          <w:p>
-            <w:r/>
-          </w:p>
-          <w:p>
-            <w:pPr>
-              <w:spacing w:before="0" w:after="40" w:line="276" w:lineRule="auto"/>
-              <w:jc w:val="left"/>
-            </w:pPr>
-          </w:p>
-        </w:tc>
-        <w:tc>
-          <w:tcPr>
-            <w:tcW w:type="dxa" w:w="1201"/>
-            <w:vAlign w:val="center"/>
-            <w:tcMar>
-              <w:top w:w="120" w:type="dxa"/>
-              <w:bottom w:w="120" w:type="dxa"/>
-              <w:left w:w="160" w:type="dxa"/>
-              <w:right w:w="160" w:type="dxa"/>
-            </w:tcMar>
-            <w:shd w:fill="FFFFFF"/>
-          </w:tcPr>
-          <w:p>
-            <w:r/>
-          </w:p>
-          <w:p>
-            <w:pPr>
-              <w:spacing w:before="0" w:after="40" w:line="276" w:lineRule="auto"/>
-              <w:jc w:val="left"/>
-            </w:pPr>
-          </w:p>
-        </w:tc>
-        <w:tc>
-          <w:tcPr>
-            <w:tcW w:type="dxa" w:w="1201"/>
-            <w:vAlign w:val="center"/>
-            <w:tcMar>
-              <w:top w:w="120" w:type="dxa"/>
-              <w:bottom w:w="120" w:type="dxa"/>
-              <w:left w:w="160" w:type="dxa"/>
-              <w:right w:w="160" w:type="dxa"/>
-            </w:tcMar>
-            <w:shd w:fill="FFFFFF"/>
-          </w:tcPr>
-          <w:p>
-            <w:r/>
-          </w:p>
-          <w:p>
-            <w:pPr>
-              <w:spacing w:before="0" w:after="40" w:line="276" w:lineRule="auto"/>
-              <w:jc w:val="left"/>
-            </w:pPr>
-          </w:p>
-        </w:tc>
-        <w:tc>
-          <w:tcPr>
-            <w:tcW w:type="dxa" w:w="1201"/>
-            <w:vAlign w:val="center"/>
-            <w:tcMar>
-              <w:top w:w="120" w:type="dxa"/>
-              <w:bottom w:w="120" w:type="dxa"/>
-              <w:left w:w="160" w:type="dxa"/>
-              <w:right w:w="160" w:type="dxa"/>
-            </w:tcMar>
-            <w:shd w:fill="FFFFFF"/>
-          </w:tcPr>
-          <w:p>
-            <w:r/>
-          </w:p>
-          <w:p>
-            <w:pPr>
-              <w:spacing w:before="0" w:after="40" w:line="276" w:lineRule="auto"/>
-              <w:jc w:val="left"/>
+              <w:jc w:val="center"/>
             </w:pPr>
             <w:r>
               <w:rPr>
@@ -1889,17 +1582,21 @@
         </w:tc>
       </w:tr>
       <w:tr>
+        <w:trPr>
+          <w:cantSplit/>
+        </w:trPr>
         <w:tc>
           <w:tcPr>
-            <w:tcW w:type="dxa" w:w="1201"/>
+            <w:tcW w:type="dxa" w:w="936"/>
             <w:vAlign w:val="center"/>
+            <w:tcW w:w="936" w:type="dxa"/>
             <w:tcMar>
-              <w:top w:w="120" w:type="dxa"/>
-              <w:bottom w:w="120" w:type="dxa"/>
-              <w:left w:w="160" w:type="dxa"/>
-              <w:right w:w="160" w:type="dxa"/>
+              <w:top w:w="80" w:type="dxa"/>
+              <w:bottom w:w="80" w:type="dxa"/>
+              <w:left w:w="100" w:type="dxa"/>
+              <w:right w:w="100" w:type="dxa"/>
             </w:tcMar>
-            <w:shd w:fill="F8FAFC"/>
+            <w:shd w:fill="FFFFFF"/>
           </w:tcPr>
           <w:p>
             <w:r/>
@@ -1907,27 +1604,79 @@
           <w:p>
             <w:pPr>
               <w:spacing w:before="0" w:after="40" w:line="276" w:lineRule="auto"/>
-              <w:jc w:val="left"/>
+              <w:jc w:val="center"/>
             </w:pPr>
             <w:r>
               <w:rPr>
                 <w:b/>
               </w:rPr>
-              <w:t>Thuế Giá trị gia tăng (VAT nếu xuất hóa đơn GTGT):</w:t>
+              <w:t>Thuế Giá trị gia tăng (VAT nếu Bên A yêu cầu hóa đơn GTGT):</w:t>
             </w:r>
           </w:p>
         </w:tc>
         <w:tc>
           <w:tcPr>
-            <w:tcW w:type="dxa" w:w="1201"/>
+            <w:tcW w:type="dxa" w:w="2088"/>
             <w:vAlign w:val="center"/>
+            <w:tcW w:w="2088" w:type="dxa"/>
             <w:tcMar>
-              <w:top w:w="120" w:type="dxa"/>
-              <w:bottom w:w="120" w:type="dxa"/>
-              <w:left w:w="160" w:type="dxa"/>
-              <w:right w:w="160" w:type="dxa"/>
+              <w:top w:w="80" w:type="dxa"/>
+              <w:bottom w:w="80" w:type="dxa"/>
+              <w:left w:w="100" w:type="dxa"/>
+              <w:right w:w="100" w:type="dxa"/>
             </w:tcMar>
-            <w:shd w:fill="F8FAFC"/>
+            <w:shd w:fill="FFFFFF"/>
+          </w:tcPr>
+          <w:p>
+            <w:r/>
+          </w:p>
+        </w:tc>
+        <w:tc>
+          <w:tcPr>
+            <w:tcW w:type="dxa" w:w="3989"/>
+            <w:vAlign w:val="center"/>
+            <w:tcW w:w="3988" w:type="dxa"/>
+            <w:tcMar>
+              <w:top w:w="80" w:type="dxa"/>
+              <w:bottom w:w="80" w:type="dxa"/>
+              <w:left w:w="100" w:type="dxa"/>
+              <w:right w:w="100" w:type="dxa"/>
+            </w:tcMar>
+            <w:shd w:fill="FFFFFF"/>
+          </w:tcPr>
+          <w:p>
+            <w:r/>
+          </w:p>
+        </w:tc>
+        <w:tc>
+          <w:tcPr>
+            <w:tcW w:type="dxa" w:w="1656"/>
+            <w:vAlign w:val="center"/>
+            <w:tcW w:w="1655" w:type="dxa"/>
+            <w:tcMar>
+              <w:top w:w="80" w:type="dxa"/>
+              <w:bottom w:w="80" w:type="dxa"/>
+              <w:left w:w="100" w:type="dxa"/>
+              <w:right w:w="100" w:type="dxa"/>
+            </w:tcMar>
+            <w:shd w:fill="FFFFFF"/>
+          </w:tcPr>
+          <w:p>
+            <w:r/>
+          </w:p>
+        </w:tc>
+        <w:tc>
+          <w:tcPr>
+            <w:tcW w:type="dxa" w:w="1080"/>
+            <w:vAlign w:val="center"/>
+            <w:tcW w:w="1080" w:type="dxa"/>
+            <w:tcMar>
+              <w:top w:w="80" w:type="dxa"/>
+              <w:bottom w:w="80" w:type="dxa"/>
+              <w:left w:w="100" w:type="dxa"/>
+              <w:right w:w="100" w:type="dxa"/>
+            </w:tcMar>
+            <w:shd w:fill="FFFFFF"/>
           </w:tcPr>
           <w:p>
             <w:r/>
@@ -1935,139 +1684,7 @@
           <w:p>
             <w:pPr>
               <w:spacing w:before="0" w:after="40" w:line="276" w:lineRule="auto"/>
-              <w:jc w:val="left"/>
-            </w:pPr>
-          </w:p>
-        </w:tc>
-        <w:tc>
-          <w:tcPr>
-            <w:tcW w:type="dxa" w:w="1201"/>
-            <w:vAlign w:val="center"/>
-            <w:tcMar>
-              <w:top w:w="120" w:type="dxa"/>
-              <w:bottom w:w="120" w:type="dxa"/>
-              <w:left w:w="160" w:type="dxa"/>
-              <w:right w:w="160" w:type="dxa"/>
-            </w:tcMar>
-            <w:shd w:fill="F8FAFC"/>
-          </w:tcPr>
-          <w:p>
-            <w:r/>
-          </w:p>
-          <w:p>
-            <w:pPr>
-              <w:spacing w:before="0" w:after="40" w:line="276" w:lineRule="auto"/>
-              <w:jc w:val="left"/>
-            </w:pPr>
-          </w:p>
-        </w:tc>
-        <w:tc>
-          <w:tcPr>
-            <w:tcW w:type="dxa" w:w="1201"/>
-            <w:vAlign w:val="center"/>
-            <w:tcMar>
-              <w:top w:w="120" w:type="dxa"/>
-              <w:bottom w:w="120" w:type="dxa"/>
-              <w:left w:w="160" w:type="dxa"/>
-              <w:right w:w="160" w:type="dxa"/>
-            </w:tcMar>
-            <w:shd w:fill="F8FAFC"/>
-          </w:tcPr>
-          <w:p>
-            <w:r/>
-          </w:p>
-          <w:p>
-            <w:pPr>
-              <w:spacing w:before="0" w:after="40" w:line="276" w:lineRule="auto"/>
-              <w:jc w:val="left"/>
-            </w:pPr>
-          </w:p>
-        </w:tc>
-        <w:tc>
-          <w:tcPr>
-            <w:tcW w:type="dxa" w:w="1201"/>
-            <w:vAlign w:val="center"/>
-            <w:tcMar>
-              <w:top w:w="120" w:type="dxa"/>
-              <w:bottom w:w="120" w:type="dxa"/>
-              <w:left w:w="160" w:type="dxa"/>
-              <w:right w:w="160" w:type="dxa"/>
-            </w:tcMar>
-            <w:shd w:fill="F8FAFC"/>
-          </w:tcPr>
-          <w:p>
-            <w:r/>
-          </w:p>
-          <w:p>
-            <w:pPr>
-              <w:spacing w:before="0" w:after="40" w:line="276" w:lineRule="auto"/>
-              <w:jc w:val="left"/>
-            </w:pPr>
-          </w:p>
-        </w:tc>
-        <w:tc>
-          <w:tcPr>
-            <w:tcW w:type="dxa" w:w="1201"/>
-            <w:vAlign w:val="center"/>
-            <w:tcMar>
-              <w:top w:w="120" w:type="dxa"/>
-              <w:bottom w:w="120" w:type="dxa"/>
-              <w:left w:w="160" w:type="dxa"/>
-              <w:right w:w="160" w:type="dxa"/>
-            </w:tcMar>
-            <w:shd w:fill="F8FAFC"/>
-          </w:tcPr>
-          <w:p>
-            <w:r/>
-          </w:p>
-          <w:p>
-            <w:pPr>
-              <w:spacing w:before="0" w:after="40" w:line="276" w:lineRule="auto"/>
-              <w:jc w:val="left"/>
-            </w:pPr>
-          </w:p>
-        </w:tc>
-        <w:tc>
-          <w:tcPr>
-            <w:tcW w:type="dxa" w:w="1201"/>
-            <w:vAlign w:val="center"/>
-            <w:tcMar>
-              <w:top w:w="120" w:type="dxa"/>
-              <w:bottom w:w="120" w:type="dxa"/>
-              <w:left w:w="160" w:type="dxa"/>
-              <w:right w:w="160" w:type="dxa"/>
-            </w:tcMar>
-            <w:shd w:fill="F8FAFC"/>
-          </w:tcPr>
-          <w:p>
-            <w:r/>
-          </w:p>
-          <w:p>
-            <w:pPr>
-              <w:spacing w:before="0" w:after="40" w:line="276" w:lineRule="auto"/>
-              <w:jc w:val="left"/>
-            </w:pPr>
-          </w:p>
-        </w:tc>
-        <w:tc>
-          <w:tcPr>
-            <w:tcW w:type="dxa" w:w="1201"/>
-            <w:vAlign w:val="center"/>
-            <w:tcMar>
-              <w:top w:w="120" w:type="dxa"/>
-              <w:bottom w:w="120" w:type="dxa"/>
-              <w:left w:w="160" w:type="dxa"/>
-              <w:right w:w="160" w:type="dxa"/>
-            </w:tcMar>
-            <w:shd w:fill="F8FAFC"/>
-          </w:tcPr>
-          <w:p>
-            <w:r/>
-          </w:p>
-          <w:p>
-            <w:pPr>
-              <w:spacing w:before="0" w:after="40" w:line="276" w:lineRule="auto"/>
-              <w:jc w:val="left"/>
+              <w:jc w:val="center"/>
             </w:pPr>
             <w:r>
               <w:rPr>
@@ -2079,17 +1696,21 @@
         </w:tc>
       </w:tr>
       <w:tr>
+        <w:trPr>
+          <w:cantSplit/>
+        </w:trPr>
         <w:tc>
           <w:tcPr>
-            <w:tcW w:type="dxa" w:w="1201"/>
+            <w:tcW w:type="dxa" w:w="936"/>
             <w:vAlign w:val="center"/>
+            <w:tcW w:w="936" w:type="dxa"/>
             <w:tcMar>
-              <w:top w:w="120" w:type="dxa"/>
-              <w:bottom w:w="120" w:type="dxa"/>
-              <w:left w:w="160" w:type="dxa"/>
-              <w:right w:w="160" w:type="dxa"/>
+              <w:top w:w="80" w:type="dxa"/>
+              <w:bottom w:w="80" w:type="dxa"/>
+              <w:left w:w="100" w:type="dxa"/>
+              <w:right w:w="100" w:type="dxa"/>
             </w:tcMar>
-            <w:shd w:fill="FFFFFF"/>
+            <w:shd w:fill="FAFAFA"/>
           </w:tcPr>
           <w:p>
             <w:r/>
@@ -2097,27 +1718,79 @@
           <w:p>
             <w:pPr>
               <w:spacing w:before="0" w:after="40" w:line="276" w:lineRule="auto"/>
-              <w:jc w:val="left"/>
+              <w:jc w:val="center"/>
             </w:pPr>
             <w:r>
               <w:rPr>
                 <w:b/>
               </w:rPr>
-              <w:t>TỔNG GIÁ TRỊ THANH TOÁN QUYẾT TOÁN:</w:t>
+              <w:t>TỔNG GIÁ TRỊ THANH TOÁN ĐƠN HÀNG:</w:t>
             </w:r>
           </w:p>
         </w:tc>
         <w:tc>
           <w:tcPr>
-            <w:tcW w:type="dxa" w:w="1201"/>
+            <w:tcW w:type="dxa" w:w="2088"/>
             <w:vAlign w:val="center"/>
+            <w:tcW w:w="2088" w:type="dxa"/>
             <w:tcMar>
-              <w:top w:w="120" w:type="dxa"/>
-              <w:bottom w:w="120" w:type="dxa"/>
-              <w:left w:w="160" w:type="dxa"/>
-              <w:right w:w="160" w:type="dxa"/>
+              <w:top w:w="80" w:type="dxa"/>
+              <w:bottom w:w="80" w:type="dxa"/>
+              <w:left w:w="100" w:type="dxa"/>
+              <w:right w:w="100" w:type="dxa"/>
             </w:tcMar>
-            <w:shd w:fill="FFFFFF"/>
+            <w:shd w:fill="FAFAFA"/>
+          </w:tcPr>
+          <w:p>
+            <w:r/>
+          </w:p>
+        </w:tc>
+        <w:tc>
+          <w:tcPr>
+            <w:tcW w:type="dxa" w:w="3989"/>
+            <w:vAlign w:val="center"/>
+            <w:tcW w:w="3988" w:type="dxa"/>
+            <w:tcMar>
+              <w:top w:w="80" w:type="dxa"/>
+              <w:bottom w:w="80" w:type="dxa"/>
+              <w:left w:w="100" w:type="dxa"/>
+              <w:right w:w="100" w:type="dxa"/>
+            </w:tcMar>
+            <w:shd w:fill="FAFAFA"/>
+          </w:tcPr>
+          <w:p>
+            <w:r/>
+          </w:p>
+        </w:tc>
+        <w:tc>
+          <w:tcPr>
+            <w:tcW w:type="dxa" w:w="1656"/>
+            <w:vAlign w:val="center"/>
+            <w:tcW w:w="1655" w:type="dxa"/>
+            <w:tcMar>
+              <w:top w:w="80" w:type="dxa"/>
+              <w:bottom w:w="80" w:type="dxa"/>
+              <w:left w:w="100" w:type="dxa"/>
+              <w:right w:w="100" w:type="dxa"/>
+            </w:tcMar>
+            <w:shd w:fill="FAFAFA"/>
+          </w:tcPr>
+          <w:p>
+            <w:r/>
+          </w:p>
+        </w:tc>
+        <w:tc>
+          <w:tcPr>
+            <w:tcW w:type="dxa" w:w="1080"/>
+            <w:vAlign w:val="center"/>
+            <w:tcW w:w="1080" w:type="dxa"/>
+            <w:tcMar>
+              <w:top w:w="80" w:type="dxa"/>
+              <w:bottom w:w="80" w:type="dxa"/>
+              <w:left w:w="100" w:type="dxa"/>
+              <w:right w:w="100" w:type="dxa"/>
+            </w:tcMar>
+            <w:shd w:fill="FAFAFA"/>
           </w:tcPr>
           <w:p>
             <w:r/>
@@ -2125,139 +1798,7 @@
           <w:p>
             <w:pPr>
               <w:spacing w:before="0" w:after="40" w:line="276" w:lineRule="auto"/>
-              <w:jc w:val="left"/>
-            </w:pPr>
-          </w:p>
-        </w:tc>
-        <w:tc>
-          <w:tcPr>
-            <w:tcW w:type="dxa" w:w="1201"/>
-            <w:vAlign w:val="center"/>
-            <w:tcMar>
-              <w:top w:w="120" w:type="dxa"/>
-              <w:bottom w:w="120" w:type="dxa"/>
-              <w:left w:w="160" w:type="dxa"/>
-              <w:right w:w="160" w:type="dxa"/>
-            </w:tcMar>
-            <w:shd w:fill="FFFFFF"/>
-          </w:tcPr>
-          <w:p>
-            <w:r/>
-          </w:p>
-          <w:p>
-            <w:pPr>
-              <w:spacing w:before="0" w:after="40" w:line="276" w:lineRule="auto"/>
-              <w:jc w:val="left"/>
-            </w:pPr>
-          </w:p>
-        </w:tc>
-        <w:tc>
-          <w:tcPr>
-            <w:tcW w:type="dxa" w:w="1201"/>
-            <w:vAlign w:val="center"/>
-            <w:tcMar>
-              <w:top w:w="120" w:type="dxa"/>
-              <w:bottom w:w="120" w:type="dxa"/>
-              <w:left w:w="160" w:type="dxa"/>
-              <w:right w:w="160" w:type="dxa"/>
-            </w:tcMar>
-            <w:shd w:fill="FFFFFF"/>
-          </w:tcPr>
-          <w:p>
-            <w:r/>
-          </w:p>
-          <w:p>
-            <w:pPr>
-              <w:spacing w:before="0" w:after="40" w:line="276" w:lineRule="auto"/>
-              <w:jc w:val="left"/>
-            </w:pPr>
-          </w:p>
-        </w:tc>
-        <w:tc>
-          <w:tcPr>
-            <w:tcW w:type="dxa" w:w="1201"/>
-            <w:vAlign w:val="center"/>
-            <w:tcMar>
-              <w:top w:w="120" w:type="dxa"/>
-              <w:bottom w:w="120" w:type="dxa"/>
-              <w:left w:w="160" w:type="dxa"/>
-              <w:right w:w="160" w:type="dxa"/>
-            </w:tcMar>
-            <w:shd w:fill="FFFFFF"/>
-          </w:tcPr>
-          <w:p>
-            <w:r/>
-          </w:p>
-          <w:p>
-            <w:pPr>
-              <w:spacing w:before="0" w:after="40" w:line="276" w:lineRule="auto"/>
-              <w:jc w:val="left"/>
-            </w:pPr>
-          </w:p>
-        </w:tc>
-        <w:tc>
-          <w:tcPr>
-            <w:tcW w:type="dxa" w:w="1201"/>
-            <w:vAlign w:val="center"/>
-            <w:tcMar>
-              <w:top w:w="120" w:type="dxa"/>
-              <w:bottom w:w="120" w:type="dxa"/>
-              <w:left w:w="160" w:type="dxa"/>
-              <w:right w:w="160" w:type="dxa"/>
-            </w:tcMar>
-            <w:shd w:fill="FFFFFF"/>
-          </w:tcPr>
-          <w:p>
-            <w:r/>
-          </w:p>
-          <w:p>
-            <w:pPr>
-              <w:spacing w:before="0" w:after="40" w:line="276" w:lineRule="auto"/>
-              <w:jc w:val="left"/>
-            </w:pPr>
-          </w:p>
-        </w:tc>
-        <w:tc>
-          <w:tcPr>
-            <w:tcW w:type="dxa" w:w="1201"/>
-            <w:vAlign w:val="center"/>
-            <w:tcMar>
-              <w:top w:w="120" w:type="dxa"/>
-              <w:bottom w:w="120" w:type="dxa"/>
-              <w:left w:w="160" w:type="dxa"/>
-              <w:right w:w="160" w:type="dxa"/>
-            </w:tcMar>
-            <w:shd w:fill="FFFFFF"/>
-          </w:tcPr>
-          <w:p>
-            <w:r/>
-          </w:p>
-          <w:p>
-            <w:pPr>
-              <w:spacing w:before="0" w:after="40" w:line="276" w:lineRule="auto"/>
-              <w:jc w:val="left"/>
-            </w:pPr>
-          </w:p>
-        </w:tc>
-        <w:tc>
-          <w:tcPr>
-            <w:tcW w:type="dxa" w:w="1201"/>
-            <w:vAlign w:val="center"/>
-            <w:tcMar>
-              <w:top w:w="120" w:type="dxa"/>
-              <w:bottom w:w="120" w:type="dxa"/>
-              <w:left w:w="160" w:type="dxa"/>
-              <w:right w:w="160" w:type="dxa"/>
-            </w:tcMar>
-            <w:shd w:fill="FFFFFF"/>
-          </w:tcPr>
-          <w:p>
-            <w:r/>
-          </w:p>
-          <w:p>
-            <w:pPr>
-              <w:spacing w:before="0" w:after="40" w:line="276" w:lineRule="auto"/>
-              <w:jc w:val="left"/>
+              <w:jc w:val="center"/>
             </w:pPr>
             <w:r>
               <w:rPr>
@@ -2276,8 +1817,8 @@
     </w:p>
     <w:p>
       <w:pPr>
-        <w:spacing w:after="80" w:before="0" w:line="276" w:lineRule="auto"/>
-        <w:jc w:val="left"/>
+        <w:spacing w:before="20" w:after="60" w:line="276" w:lineRule="auto"/>
+        <w:jc w:val="both"/>
       </w:pPr>
       <w:r>
         <w:rPr>
@@ -2288,32 +1829,22 @@
     </w:p>
     <w:p>
       <w:pPr>
-        <w:spacing w:after="120" w:before="80"/>
-      </w:pPr>
-      <w:r>
-        <w:rPr>
-          <w:color w:val="CBD5E1"/>
-        </w:rPr>
-        <w:t>―――――――――――――――――――――――――――――――――――――――――――――――――――――――</w:t>
-      </w:r>
-    </w:p>
-    <w:p>
-      <w:pPr>
-        <w:spacing w:before="160" w:after="60"/>
+        <w:spacing w:before="180" w:after="60" w:line="276" w:lineRule="auto"/>
+        <w:jc w:val="left"/>
       </w:pPr>
       <w:r>
         <w:rPr>
           <w:b/>
-          <w:color w:val="0D7647"/>
-          <w:sz w:val="23"/>
+          <w:color w:val="0F172A"/>
+          <w:sz w:val="22"/>
         </w:rPr>
         <w:t>ĐIỀU 2. TIẾN ĐỘ THANH TOÁN (PAYMENT SCHEDULE)</w:t>
       </w:r>
     </w:p>
     <w:p>
       <w:pPr>
-        <w:spacing w:after="80" w:before="0" w:line="276" w:lineRule="auto"/>
-        <w:jc w:val="left"/>
+        <w:spacing w:before="20" w:after="60" w:line="276" w:lineRule="auto"/>
+        <w:jc w:val="both"/>
       </w:pPr>
       <w:r>
         <w:t>Hai Bên thống nhất lịch thanh toán cho Đơn hàng này như sau:</w:t>
@@ -2321,9 +1852,8 @@
     </w:p>
     <w:p>
       <w:pPr>
-        <w:spacing w:after="60" w:before="20" w:line="276" w:lineRule="auto"/>
-        <w:ind w:left="288"/>
-        <w:jc w:val="left"/>
+        <w:spacing w:before="20" w:after="60" w:line="276" w:lineRule="auto"/>
+        <w:jc w:val="both"/>
       </w:pPr>
       <w:r>
         <w:t xml:space="preserve">1. </w:t>
@@ -2358,9 +1888,8 @@
     </w:p>
     <w:p>
       <w:pPr>
-        <w:spacing w:after="60" w:before="20" w:line="276" w:lineRule="auto"/>
-        <w:ind w:left="288"/>
-        <w:jc w:val="left"/>
+        <w:spacing w:before="20" w:after="60" w:line="276" w:lineRule="auto"/>
+        <w:jc w:val="both"/>
       </w:pPr>
       <w:r>
         <w:t xml:space="preserve">2. </w:t>
@@ -2404,9 +1933,8 @@
     </w:p>
     <w:p>
       <w:pPr>
-        <w:spacing w:after="60" w:before="20" w:line="276" w:lineRule="auto"/>
-        <w:ind w:left="288"/>
-        <w:jc w:val="left"/>
+        <w:spacing w:before="20" w:after="60" w:line="276" w:lineRule="auto"/>
+        <w:jc w:val="both"/>
       </w:pPr>
       <w:r>
         <w:t xml:space="preserve">3. </w:t>
@@ -2423,32 +1951,22 @@
     </w:p>
     <w:p>
       <w:pPr>
-        <w:spacing w:after="120" w:before="80"/>
-      </w:pPr>
-      <w:r>
-        <w:rPr>
-          <w:color w:val="CBD5E1"/>
-        </w:rPr>
-        <w:t>―――――――――――――――――――――――――――――――――――――――――――――――――――――――</w:t>
-      </w:r>
-    </w:p>
-    <w:p>
-      <w:pPr>
-        <w:spacing w:before="160" w:after="60"/>
+        <w:spacing w:before="180" w:after="60" w:line="276" w:lineRule="auto"/>
+        <w:jc w:val="left"/>
       </w:pPr>
       <w:r>
         <w:rPr>
           <w:b/>
-          <w:color w:val="0D7647"/>
-          <w:sz w:val="23"/>
+          <w:color w:val="0F172A"/>
+          <w:sz w:val="22"/>
         </w:rPr>
         <w:t>ĐIỀU 3. TÀI LIỆU VÀ ĐIỀU KIỆN TIÊN QUYẾT TỪ BÊN A</w:t>
       </w:r>
     </w:p>
     <w:p>
       <w:pPr>
-        <w:spacing w:after="80" w:before="0" w:line="276" w:lineRule="auto"/>
-        <w:jc w:val="left"/>
+        <w:spacing w:before="20" w:after="60" w:line="276" w:lineRule="auto"/>
+        <w:jc w:val="both"/>
       </w:pPr>
       <w:r>
         <w:t>Để Bên B có thể bắt đầu triển khai đúng tiến độ, Bên A có nghĩa vụ bàn giao đầy đủ các thông tin sau trong vòng 03 ngày kể từ ngày ký Đơn hàng:</w:t>
@@ -2456,38 +1974,37 @@
     </w:p>
     <w:p>
       <w:pPr>
-        <w:spacing w:after="60" w:before="20" w:line="276" w:lineRule="auto"/>
+        <w:spacing w:before="20" w:after="40" w:line="276" w:lineRule="auto"/>
         <w:ind w:left="360"/>
-        <w:jc w:val="left"/>
+        <w:jc w:val="both"/>
       </w:pPr>
       <w:r>
-        <w:t>•  Logo gốc, bảng màu nhận diện thương hiệu, thông tin giới thiệu công ty;</w:t>
+        <w:t>Logo gốc, bảng màu nhận diện thương hiệu, thông tin giới thiệu công ty;</w:t>
       </w:r>
     </w:p>
     <w:p>
       <w:pPr>
-        <w:spacing w:after="60" w:before="20" w:line="276" w:lineRule="auto"/>
+        <w:spacing w:before="20" w:after="40" w:line="276" w:lineRule="auto"/>
         <w:ind w:left="360"/>
-        <w:jc w:val="left"/>
+        <w:jc w:val="both"/>
       </w:pPr>
       <w:r>
-        <w:t>•  Quyền truy cập quản trị viên tên miền, Google Business Profile (nếu đã có sẵn);</w:t>
+        <w:t>Quyền truy cập quản trị viên tên miền, Google Business Profile (nếu đã có sẵn);</w:t>
       </w:r>
     </w:p>
     <w:p>
       <w:pPr>
-        <w:spacing w:after="60" w:before="20" w:line="276" w:lineRule="auto"/>
+        <w:spacing w:before="20" w:after="40" w:line="276" w:lineRule="auto"/>
         <w:ind w:left="360"/>
-        <w:jc w:val="left"/>
+        <w:jc w:val="both"/>
       </w:pPr>
       <w:r>
-        <w:t xml:space="preserve">•  Ký Bản cam kết pháp lý về sản phẩm quảng cáo (Mẫu </w:t>
+        <w:t xml:space="preserve">Ký Bản cam kết pháp lý về sản phẩm quảng cáo (Mẫu </w:t>
       </w:r>
       <w:r>
         <w:rPr>
           <w:rFonts w:ascii="Consolas" w:hAnsi="Consolas"/>
-          <w:color w:val="B42828"/>
-          <w:sz w:val="20"/>
+          <w:sz w:val="19"/>
         </w:rPr>
         <w:t>LM-MKT-DEC-22</w:t>
       </w:r>
@@ -2497,43 +2014,32 @@
     </w:p>
     <w:p>
       <w:pPr>
-        <w:spacing w:after="60" w:before="20" w:line="276" w:lineRule="auto"/>
+        <w:spacing w:before="20" w:after="40" w:line="276" w:lineRule="auto"/>
         <w:ind w:left="360"/>
-        <w:jc w:val="left"/>
+        <w:jc w:val="both"/>
       </w:pPr>
       <w:r>
-        <w:t>•  Trường hợp Bên A bàn giao tài liệu trễ, ngày hoàn thành dự kiến của Bên B sẽ tự động được gia hạn tương ứng với số ngày Bên A chậm trễ.</w:t>
+        <w:t>Trường hợp Bên A bàn giao tài liệu trễ, ngày hoàn thành dự kiến của Bên B sẽ tự động được gia hạn tương ứng với số ngày Bên A chậm trễ.</w:t>
       </w:r>
     </w:p>
     <w:p>
       <w:pPr>
-        <w:spacing w:after="120" w:before="80"/>
-      </w:pPr>
-      <w:r>
-        <w:rPr>
-          <w:color w:val="CBD5E1"/>
-        </w:rPr>
-        <w:t>―――――――――――――――――――――――――――――――――――――――――――――――――――――――</w:t>
-      </w:r>
-    </w:p>
-    <w:p>
-      <w:pPr>
-        <w:spacing w:before="160" w:after="60"/>
+        <w:spacing w:before="180" w:after="60" w:line="276" w:lineRule="auto"/>
+        <w:jc w:val="left"/>
       </w:pPr>
       <w:r>
         <w:rPr>
           <w:b/>
-          <w:color w:val="0D7647"/>
-          <w:sz w:val="23"/>
+          <w:color w:val="0F172A"/>
+          <w:sz w:val="22"/>
         </w:rPr>
         <w:t>ĐIỀU 4. ĐIỀU KHOẢN RÀNG BUỘC VÀ HIỆU LỰC</w:t>
       </w:r>
     </w:p>
     <w:p>
       <w:pPr>
-        <w:spacing w:after="60" w:before="20" w:line="276" w:lineRule="auto"/>
-        <w:ind w:left="288"/>
-        <w:jc w:val="left"/>
+        <w:spacing w:before="20" w:after="60" w:line="276" w:lineRule="auto"/>
+        <w:jc w:val="both"/>
       </w:pPr>
       <w:r>
         <w:t xml:space="preserve">1. Đơn Đặt Hàng này là một phụ lục thực thi gắn liền và chịu sự điều chỉnh của các điều khoản, điều kiện chung trong </w:t>
@@ -2550,9 +2056,8 @@
     </w:p>
     <w:p>
       <w:pPr>
-        <w:spacing w:after="60" w:before="20" w:line="276" w:lineRule="auto"/>
-        <w:ind w:left="288"/>
-        <w:jc w:val="left"/>
+        <w:spacing w:before="20" w:after="60" w:line="276" w:lineRule="auto"/>
+        <w:jc w:val="both"/>
       </w:pPr>
       <w:r>
         <w:t xml:space="preserve">2. Hai Bên cam kết thực hiện đúng, đầy đủ các nghĩa vụ đã thỏa thuận. Mọi sửa đổi, bổ sung về phạm vi hoặc chi phí phải được lập thành Phiếu yêu cầu thay đổi (Change Request - Mẫu </w:t>
@@ -2560,8 +2065,7 @@
       <w:r>
         <w:rPr>
           <w:rFonts w:ascii="Consolas" w:hAnsi="Consolas"/>
-          <w:color w:val="B42828"/>
-          <w:sz w:val="20"/>
+          <w:sz w:val="19"/>
         </w:rPr>
         <w:t>LM-OPS-CR-15</w:t>
       </w:r>
@@ -2571,9 +2075,8 @@
     </w:p>
     <w:p>
       <w:pPr>
-        <w:spacing w:after="60" w:before="20" w:line="276" w:lineRule="auto"/>
-        <w:ind w:left="288"/>
-        <w:jc w:val="left"/>
+        <w:spacing w:before="20" w:after="60" w:line="276" w:lineRule="auto"/>
+        <w:jc w:val="both"/>
       </w:pPr>
       <w:r>
         <w:t>3. Đơn hàng này có thể được ký bằng văn bản giấy hoặc ký bằng chữ ký số/chữ ký điện tử hoặc xác nhận chấp thuận thông qua email chính thức của Hai Bên theo quy định của Luật Giao dịch điện tử 2023.</w:t>
@@ -2581,8 +2084,8 @@
     </w:p>
     <w:p>
       <w:pPr>
-        <w:spacing w:after="80" w:before="0" w:line="276" w:lineRule="auto"/>
-        <w:jc w:val="left"/>
+        <w:spacing w:before="20" w:after="60" w:line="276" w:lineRule="auto"/>
+        <w:jc w:val="both"/>
       </w:pPr>
       <w:r>
         <w:t>Đơn hàng được lập thành 02 (hai) bản gốc có giá trị pháp lý như nhau, mỗi Bên giữ 01 (một) bản để thực hiện.</w:t>
@@ -2590,24 +2093,14 @@
     </w:p>
     <w:p>
       <w:pPr>
-        <w:spacing w:after="120" w:before="80"/>
-      </w:pPr>
-      <w:r>
-        <w:rPr>
-          <w:color w:val="CBD5E1"/>
-        </w:rPr>
-        <w:t>―――――――――――――――――――――――――――――――――――――――――――――――――――――――</w:t>
-      </w:r>
-    </w:p>
-    <w:p>
-      <w:pPr>
-        <w:spacing w:before="160" w:after="60"/>
+        <w:spacing w:before="180" w:after="60" w:line="276" w:lineRule="auto"/>
+        <w:jc w:val="left"/>
       </w:pPr>
       <w:r>
         <w:rPr>
           <w:b/>
-          <w:color w:val="0D7647"/>
-          <w:sz w:val="23"/>
+          <w:color w:val="0F172A"/>
+          <w:sz w:val="22"/>
         </w:rPr>
         <w:t>KÝ XÁC NHẬN CỦA ĐẠI DIỆN CÁC BÊN:</w:t>
       </w:r>
@@ -2627,21 +2120,25 @@
         </w:tblBorders>
       </w:tblPr>
       <w:tblGrid>
-        <w:gridCol w:w="4802"/>
-        <w:gridCol w:w="4802"/>
+        <w:gridCol w:w="4874"/>
+        <w:gridCol w:w="4874"/>
       </w:tblGrid>
       <w:tr>
+        <w:trPr>
+          <w:cantSplit/>
+        </w:trPr>
         <w:tc>
           <w:tcPr>
-            <w:tcW w:type="dxa" w:w="4802"/>
+            <w:tcW w:type="dxa" w:w="4867"/>
             <w:vAlign w:val="center"/>
+            <w:tcW w:w="4867" w:type="dxa"/>
             <w:tcMar>
-              <w:top w:w="120" w:type="dxa"/>
-              <w:bottom w:w="120" w:type="dxa"/>
-              <w:left w:w="160" w:type="dxa"/>
-              <w:right w:w="160" w:type="dxa"/>
+              <w:top w:w="90" w:type="dxa"/>
+              <w:bottom w:w="90" w:type="dxa"/>
+              <w:left w:w="100" w:type="dxa"/>
+              <w:right w:w="100" w:type="dxa"/>
             </w:tcMar>
-            <w:shd w:fill="EDF7F1"/>
+            <w:shd w:fill="F8FAFC"/>
           </w:tcPr>
           <w:p>
             <w:r/>
@@ -2654,7 +2151,7 @@
             <w:r>
               <w:rPr>
                 <w:b/>
-                <w:color w:val="0D7647"/>
+                <w:sz w:val="20"/>
               </w:rPr>
               <w:t>ĐẠI DIỆN BÊN A (KHÁCH HÀNG)</w:t>
             </w:r>
@@ -2662,15 +2159,16 @@
         </w:tc>
         <w:tc>
           <w:tcPr>
-            <w:tcW w:type="dxa" w:w="4802"/>
+            <w:tcW w:type="dxa" w:w="4882"/>
             <w:vAlign w:val="center"/>
+            <w:tcW w:w="4881" w:type="dxa"/>
             <w:tcMar>
-              <w:top w:w="120" w:type="dxa"/>
-              <w:bottom w:w="120" w:type="dxa"/>
-              <w:left w:w="160" w:type="dxa"/>
-              <w:right w:w="160" w:type="dxa"/>
+              <w:top w:w="90" w:type="dxa"/>
+              <w:bottom w:w="90" w:type="dxa"/>
+              <w:left w:w="100" w:type="dxa"/>
+              <w:right w:w="100" w:type="dxa"/>
             </w:tcMar>
-            <w:shd w:fill="EDF7F1"/>
+            <w:shd w:fill="F8FAFC"/>
           </w:tcPr>
           <w:p>
             <w:r/>
@@ -2683,7 +2181,7 @@
             <w:r>
               <w:rPr>
                 <w:b/>
-                <w:color w:val="0D7647"/>
+                <w:sz w:val="20"/>
               </w:rPr>
               <w:t>ĐẠI DIỆN BÊN B (LOCALMATE)</w:t>
             </w:r>
@@ -2691,17 +2189,21 @@
         </w:tc>
       </w:tr>
       <w:tr>
+        <w:trPr>
+          <w:cantSplit/>
+        </w:trPr>
         <w:tc>
           <w:tcPr>
-            <w:tcW w:type="dxa" w:w="4802"/>
+            <w:tcW w:type="dxa" w:w="4867"/>
             <w:vAlign w:val="center"/>
+            <w:tcW w:w="4867" w:type="dxa"/>
             <w:tcMar>
-              <w:top w:w="120" w:type="dxa"/>
-              <w:bottom w:w="120" w:type="dxa"/>
-              <w:left w:w="160" w:type="dxa"/>
-              <w:right w:w="160" w:type="dxa"/>
+              <w:top w:w="80" w:type="dxa"/>
+              <w:bottom w:w="80" w:type="dxa"/>
+              <w:left w:w="100" w:type="dxa"/>
+              <w:right w:w="100" w:type="dxa"/>
             </w:tcMar>
-            <w:shd w:fill="F8FAFC"/>
+            <w:shd w:fill="FFFFFF"/>
           </w:tcPr>
           <w:p>
             <w:r/>
@@ -2721,15 +2223,16 @@
         </w:tc>
         <w:tc>
           <w:tcPr>
-            <w:tcW w:type="dxa" w:w="4802"/>
+            <w:tcW w:type="dxa" w:w="4882"/>
             <w:vAlign w:val="center"/>
+            <w:tcW w:w="4881" w:type="dxa"/>
             <w:tcMar>
-              <w:top w:w="120" w:type="dxa"/>
-              <w:bottom w:w="120" w:type="dxa"/>
-              <w:left w:w="160" w:type="dxa"/>
-              <w:right w:w="160" w:type="dxa"/>
+              <w:top w:w="80" w:type="dxa"/>
+              <w:bottom w:w="80" w:type="dxa"/>
+              <w:left w:w="100" w:type="dxa"/>
+              <w:right w:w="100" w:type="dxa"/>
             </w:tcMar>
-            <w:shd w:fill="F8FAFC"/>
+            <w:shd w:fill="FFFFFF"/>
           </w:tcPr>
           <w:p>
             <w:r/>
@@ -2749,99 +2252,60 @@
         </w:tc>
       </w:tr>
       <w:tr>
+        <w:trPr>
+          <w:cantSplit/>
+        </w:trPr>
         <w:tc>
           <w:tcPr>
-            <w:tcW w:type="dxa" w:w="4802"/>
+            <w:tcW w:type="dxa" w:w="4867"/>
             <w:vAlign w:val="center"/>
+            <w:tcW w:w="4867" w:type="dxa"/>
             <w:tcMar>
-              <w:top w:w="120" w:type="dxa"/>
-              <w:bottom w:w="120" w:type="dxa"/>
-              <w:left w:w="160" w:type="dxa"/>
-              <w:right w:w="160" w:type="dxa"/>
+              <w:top w:w="80" w:type="dxa"/>
+              <w:bottom w:w="80" w:type="dxa"/>
+              <w:left w:w="100" w:type="dxa"/>
+              <w:right w:w="100" w:type="dxa"/>
             </w:tcMar>
-            <w:shd w:fill="FFFFFF"/>
+            <w:shd w:fill="FAFAFA"/>
           </w:tcPr>
           <w:p>
             <w:r/>
           </w:p>
-          <w:p>
-            <w:pPr>
-              <w:spacing w:before="0" w:after="40" w:line="276" w:lineRule="auto"/>
-              <w:jc w:val="left"/>
-            </w:pPr>
-          </w:p>
-          <w:p>
-            <w:pPr>
-              <w:spacing w:before="0" w:after="40" w:line="276" w:lineRule="auto"/>
-              <w:jc w:val="left"/>
-            </w:pPr>
-          </w:p>
-          <w:p>
-            <w:pPr>
-              <w:spacing w:before="0" w:after="40" w:line="276" w:lineRule="auto"/>
-              <w:jc w:val="left"/>
-            </w:pPr>
-          </w:p>
-          <w:p>
-            <w:pPr>
-              <w:spacing w:before="0" w:after="40" w:line="276" w:lineRule="auto"/>
-              <w:jc w:val="left"/>
-            </w:pPr>
-          </w:p>
         </w:tc>
         <w:tc>
           <w:tcPr>
-            <w:tcW w:type="dxa" w:w="4802"/>
+            <w:tcW w:type="dxa" w:w="4882"/>
             <w:vAlign w:val="center"/>
+            <w:tcW w:w="4881" w:type="dxa"/>
             <w:tcMar>
-              <w:top w:w="120" w:type="dxa"/>
-              <w:bottom w:w="120" w:type="dxa"/>
-              <w:left w:w="160" w:type="dxa"/>
-              <w:right w:w="160" w:type="dxa"/>
+              <w:top w:w="80" w:type="dxa"/>
+              <w:bottom w:w="80" w:type="dxa"/>
+              <w:left w:w="100" w:type="dxa"/>
+              <w:right w:w="100" w:type="dxa"/>
             </w:tcMar>
-            <w:shd w:fill="FFFFFF"/>
+            <w:shd w:fill="FAFAFA"/>
           </w:tcPr>
           <w:p>
             <w:r/>
           </w:p>
-          <w:p>
-            <w:pPr>
-              <w:spacing w:before="0" w:after="40" w:line="276" w:lineRule="auto"/>
-              <w:jc w:val="left"/>
-            </w:pPr>
-          </w:p>
-          <w:p>
-            <w:pPr>
-              <w:spacing w:before="0" w:after="40" w:line="276" w:lineRule="auto"/>
-              <w:jc w:val="left"/>
-            </w:pPr>
-          </w:p>
-          <w:p>
-            <w:pPr>
-              <w:spacing w:before="0" w:after="40" w:line="276" w:lineRule="auto"/>
-              <w:jc w:val="left"/>
-            </w:pPr>
-          </w:p>
-          <w:p>
-            <w:pPr>
-              <w:spacing w:before="0" w:after="40" w:line="276" w:lineRule="auto"/>
-              <w:jc w:val="left"/>
-            </w:pPr>
-          </w:p>
         </w:tc>
       </w:tr>
       <w:tr>
+        <w:trPr>
+          <w:cantSplit/>
+        </w:trPr>
         <w:tc>
           <w:tcPr>
-            <w:tcW w:type="dxa" w:w="4802"/>
+            <w:tcW w:type="dxa" w:w="4867"/>
             <w:vAlign w:val="center"/>
+            <w:tcW w:w="4867" w:type="dxa"/>
             <w:tcMar>
-              <w:top w:w="120" w:type="dxa"/>
-              <w:bottom w:w="120" w:type="dxa"/>
-              <w:left w:w="160" w:type="dxa"/>
-              <w:right w:w="160" w:type="dxa"/>
+              <w:top w:w="80" w:type="dxa"/>
+              <w:bottom w:w="80" w:type="dxa"/>
+              <w:left w:w="100" w:type="dxa"/>
+              <w:right w:w="100" w:type="dxa"/>
             </w:tcMar>
-            <w:shd w:fill="F8FAFC"/>
+            <w:shd w:fill="FFFFFF"/>
           </w:tcPr>
           <w:p>
             <w:r/>
@@ -2864,15 +2328,16 @@
         </w:tc>
         <w:tc>
           <w:tcPr>
-            <w:tcW w:type="dxa" w:w="4802"/>
+            <w:tcW w:type="dxa" w:w="4882"/>
             <w:vAlign w:val="center"/>
+            <w:tcW w:w="4881" w:type="dxa"/>
             <w:tcMar>
-              <w:top w:w="120" w:type="dxa"/>
-              <w:bottom w:w="120" w:type="dxa"/>
-              <w:left w:w="160" w:type="dxa"/>
-              <w:right w:w="160" w:type="dxa"/>
+              <w:top w:w="80" w:type="dxa"/>
+              <w:bottom w:w="80" w:type="dxa"/>
+              <w:left w:w="100" w:type="dxa"/>
+              <w:right w:w="100" w:type="dxa"/>
             </w:tcMar>
-            <w:shd w:fill="F8FAFC"/>
+            <w:shd w:fill="FFFFFF"/>
           </w:tcPr>
           <w:p>
             <w:r/>
@@ -2895,17 +2360,21 @@
         </w:tc>
       </w:tr>
       <w:tr>
+        <w:trPr>
+          <w:cantSplit/>
+        </w:trPr>
         <w:tc>
           <w:tcPr>
-            <w:tcW w:type="dxa" w:w="4802"/>
+            <w:tcW w:type="dxa" w:w="4867"/>
             <w:vAlign w:val="center"/>
+            <w:tcW w:w="4867" w:type="dxa"/>
             <w:tcMar>
-              <w:top w:w="120" w:type="dxa"/>
-              <w:bottom w:w="120" w:type="dxa"/>
-              <w:left w:w="160" w:type="dxa"/>
-              <w:right w:w="160" w:type="dxa"/>
+              <w:top w:w="80" w:type="dxa"/>
+              <w:bottom w:w="80" w:type="dxa"/>
+              <w:left w:w="100" w:type="dxa"/>
+              <w:right w:w="100" w:type="dxa"/>
             </w:tcMar>
-            <w:shd w:fill="FFFFFF"/>
+            <w:shd w:fill="FAFAFA"/>
           </w:tcPr>
           <w:p>
             <w:r/>
@@ -2928,15 +2397,16 @@
         </w:tc>
         <w:tc>
           <w:tcPr>
-            <w:tcW w:type="dxa" w:w="4802"/>
+            <w:tcW w:type="dxa" w:w="4882"/>
             <w:vAlign w:val="center"/>
+            <w:tcW w:w="4881" w:type="dxa"/>
             <w:tcMar>
-              <w:top w:w="120" w:type="dxa"/>
-              <w:bottom w:w="120" w:type="dxa"/>
-              <w:left w:w="160" w:type="dxa"/>
-              <w:right w:w="160" w:type="dxa"/>
+              <w:top w:w="80" w:type="dxa"/>
+              <w:bottom w:w="80" w:type="dxa"/>
+              <w:left w:w="100" w:type="dxa"/>
+              <w:right w:w="100" w:type="dxa"/>
             </w:tcMar>
-            <w:shd w:fill="FFFFFF"/>
+            <w:shd w:fill="FAFAFA"/>
           </w:tcPr>
           <w:p>
             <w:r/>
@@ -2959,17 +2429,21 @@
         </w:tc>
       </w:tr>
       <w:tr>
+        <w:trPr>
+          <w:cantSplit/>
+        </w:trPr>
         <w:tc>
           <w:tcPr>
-            <w:tcW w:type="dxa" w:w="4802"/>
+            <w:tcW w:type="dxa" w:w="4867"/>
             <w:vAlign w:val="center"/>
+            <w:tcW w:w="4867" w:type="dxa"/>
             <w:tcMar>
-              <w:top w:w="120" w:type="dxa"/>
-              <w:bottom w:w="120" w:type="dxa"/>
-              <w:left w:w="160" w:type="dxa"/>
-              <w:right w:w="160" w:type="dxa"/>
+              <w:top w:w="80" w:type="dxa"/>
+              <w:bottom w:w="80" w:type="dxa"/>
+              <w:left w:w="100" w:type="dxa"/>
+              <w:right w:w="100" w:type="dxa"/>
             </w:tcMar>
-            <w:shd w:fill="F8FAFC"/>
+            <w:shd w:fill="FFFFFF"/>
           </w:tcPr>
           <w:p>
             <w:r/>
@@ -2992,15 +2466,16 @@
         </w:tc>
         <w:tc>
           <w:tcPr>
-            <w:tcW w:type="dxa" w:w="4802"/>
+            <w:tcW w:type="dxa" w:w="4882"/>
             <w:vAlign w:val="center"/>
+            <w:tcW w:w="4881" w:type="dxa"/>
             <w:tcMar>
-              <w:top w:w="120" w:type="dxa"/>
-              <w:bottom w:w="120" w:type="dxa"/>
-              <w:left w:w="160" w:type="dxa"/>
-              <w:right w:w="160" w:type="dxa"/>
+              <w:top w:w="80" w:type="dxa"/>
+              <w:bottom w:w="80" w:type="dxa"/>
+              <w:left w:w="100" w:type="dxa"/>
+              <w:right w:w="100" w:type="dxa"/>
             </w:tcMar>
-            <w:shd w:fill="F8FAFC"/>
+            <w:shd w:fill="FFFFFF"/>
           </w:tcPr>
           <w:p>
             <w:r/>
@@ -3030,7 +2505,7 @@
     </w:p>
     <w:sectPr>
       <w:pgSz w:w="11909" w:h="16834"/>
-      <w:pgMar w:top="1152" w:right="1152" w:bottom="1152" w:left="1152" w:header="720" w:footer="720" w:gutter="0"/>
+      <w:pgMar w:top="1138" w:right="936" w:bottom="1138" w:left="1224" w:header="720" w:footer="720" w:gutter="0"/>
       <w:cols w:space="720"/>
       <w:docGrid w:linePitch="360"/>
     </w:sectPr>
@@ -3403,7 +2878,7 @@
     <w:rsid w:val="00FC693F"/>
     <w:rPr>
       <w:rFonts w:ascii="Times New Roman" w:hAnsi="Times New Roman"/>
-      <w:color w:val="1E293B"/>
+      <w:color w:val="0F172A"/>
       <w:sz w:val="22"/>
     </w:rPr>
   </w:style>

--- a/legal/01-core/03_SERVICE_ORDER.docx
+++ b/legal/01-core/03_SERVICE_ORDER.docx
@@ -1838,7 +1838,139 @@
           <w:color w:val="0F172A"/>
           <w:sz w:val="22"/>
         </w:rPr>
-        <w:t>ĐIỀU 2. TIẾN ĐỘ THANH TOÁN (PAYMENT SCHEDULE)</w:t>
+        <w:t>ĐIỀU 2. CẤP ĐỘ QUYỀN SỞ HỮU TRÍ TUỆ VÀ BẢO ĐẢM KIỂM SOÁT DỮ LIỆU (IP TIER)</w:t>
+      </w:r>
+    </w:p>
+    <w:p>
+      <w:pPr>
+        <w:spacing w:before="20" w:after="60" w:line="276" w:lineRule="auto"/>
+        <w:jc w:val="both"/>
+      </w:pPr>
+      <w:r>
+        <w:t xml:space="preserve">Theo nguyên tắc </w:t>
+      </w:r>
+      <w:r>
+        <w:rPr>
+          <w:i/>
+        </w:rPr>
+        <w:t>"Your Data. Your Business. Your Control"</w:t>
+      </w:r>
+      <w:r>
+        <w:t>, Bên A lựa chọn Cấp độ quyền sở hữu trí tuệ và kiểm soát công nghệ áp dụng cho Đơn hàng này:</w:t>
+      </w:r>
+    </w:p>
+    <w:p>
+      <w:pPr>
+        <w:spacing w:before="20" w:after="40" w:line="276" w:lineRule="auto"/>
+        <w:ind w:left="360"/>
+        <w:jc w:val="both"/>
+      </w:pPr>
+      <w:r>
+        <w:t xml:space="preserve">[ ] </w:t>
+      </w:r>
+      <w:r>
+        <w:rPr>
+          <w:b/>
+        </w:rPr>
+        <w:t>CẤP ĐỘ 1: DỊCH VỤ VẬN HÀNH TIÊU CHUẨN (MANAGED SERVICE — MẶC ĐỊNH)</w:t>
+      </w:r>
+    </w:p>
+    <w:p>
+      <w:pPr>
+        <w:spacing w:before="20" w:after="60" w:line="276" w:lineRule="auto"/>
+        <w:jc w:val="both"/>
+      </w:pPr>
+      <w:r>
+        <w:t xml:space="preserve">  Bên A sở hữu 100% Dữ liệu kinh doanh (học sinh, khách hàng, CRM), Tên miền, Tài khoản quảng cáo/Maps và Nội dung thương hiệu. LocalMate sở hữu mã nguồn lõi (LocalMate Core). Bên A được cấp quyền sử dụng hệ thống đầy đủ trong suốt chu kỳ dịch vụ.</w:t>
+      </w:r>
+    </w:p>
+    <w:p>
+      <w:pPr>
+        <w:spacing w:before="20" w:after="40" w:line="276" w:lineRule="auto"/>
+        <w:ind w:left="360"/>
+        <w:jc w:val="both"/>
+      </w:pPr>
+      <w:r>
+        <w:t xml:space="preserve">[ ] </w:t>
+      </w:r>
+      <w:r>
+        <w:rPr>
+          <w:b/>
+        </w:rPr>
+        <w:t>CẤP ĐỘ 2: BẢO ĐẢM VẬN HÀNH LIÊN TỤC (BUSINESS CONTINUITY LICENSE)</w:t>
+      </w:r>
+    </w:p>
+    <w:p>
+      <w:pPr>
+        <w:spacing w:before="20" w:after="60" w:line="276" w:lineRule="auto"/>
+        <w:jc w:val="both"/>
+      </w:pPr>
+      <w:r>
+        <w:t xml:space="preserve">  Bao gồm toàn bộ quyền của Cấp độ 1, kèm thêm: Quyền trích xuất dữ liệu định kỳ, bàn giao file cấu hình riêng và tài liệu vận hành; cam kết tự động cấp quyền cho Bên A thuê bên thứ ba tiếp quản hệ thống nếu LocalMate ngừng cung cấp dịch vụ (chống Vendor Lock-in).</w:t>
+      </w:r>
+    </w:p>
+    <w:p>
+      <w:pPr>
+        <w:spacing w:before="20" w:after="40" w:line="276" w:lineRule="auto"/>
+        <w:ind w:left="360"/>
+        <w:jc w:val="both"/>
+      </w:pPr>
+      <w:r>
+        <w:t xml:space="preserve">[ ] </w:t>
+      </w:r>
+      <w:r>
+        <w:rPr>
+          <w:b/>
+        </w:rPr>
+        <w:t>CẤP ĐỘ 3: BÀN GIAO MÃ NGUỒN VÀ HẠ TẦNG (SOURCE &amp; DEPLOYMENT HANDOVER)</w:t>
+      </w:r>
+    </w:p>
+    <w:p>
+      <w:pPr>
+        <w:spacing w:before="20" w:after="60" w:line="276" w:lineRule="auto"/>
+        <w:jc w:val="both"/>
+      </w:pPr>
+      <w:r>
+        <w:t xml:space="preserve">  Bao gồm toàn bộ quyền của Cấp độ 2, kèm thêm: Bàn giao Git Repository mã nguồn giao diện/module riêng của dự án, tài liệu cấu hình hạ tầng triển khai đám mây (Cloudflare/Vercel/Supabase). Loại trừ LocalMate Core và framework dùng chung.</w:t>
+      </w:r>
+    </w:p>
+    <w:p>
+      <w:pPr>
+        <w:spacing w:before="20" w:after="40" w:line="276" w:lineRule="auto"/>
+        <w:ind w:left="360"/>
+        <w:jc w:val="both"/>
+      </w:pPr>
+      <w:r>
+        <w:t xml:space="preserve">[ ] </w:t>
+      </w:r>
+      <w:r>
+        <w:rPr>
+          <w:b/>
+        </w:rPr>
+        <w:t>TÙY CHỌN: CHUYỂN NHƯỢNG ĐỘC QUYỀN QUYỀN TÀI SẢN (EXCLUSIVE IP ASSIGNMENT)</w:t>
+      </w:r>
+    </w:p>
+    <w:p>
+      <w:pPr>
+        <w:spacing w:before="20" w:after="60" w:line="276" w:lineRule="auto"/>
+        <w:jc w:val="both"/>
+      </w:pPr>
+      <w:r>
+        <w:t xml:space="preserve">  Chuyển nhượng quyền tài sản độc quyền đối với các module phát triển riêng (LocalMate cam kết không tái sử dụng cho đối thủ cạnh tranh cùng ngành). Chi phí phát sinh tính theo phụ lục riêng.</w:t>
+      </w:r>
+    </w:p>
+    <w:p>
+      <w:pPr>
+        <w:spacing w:before="180" w:after="60" w:line="276" w:lineRule="auto"/>
+        <w:jc w:val="left"/>
+      </w:pPr>
+      <w:r>
+        <w:rPr>
+          <w:b/>
+          <w:color w:val="0F172A"/>
+          <w:sz w:val="22"/>
+        </w:rPr>
+        <w:t>ĐIỀU 3. TIẾN ĐỘ THANH TOÁN (PAYMENT SCHEDULE)</w:t>
       </w:r>
     </w:p>
     <w:p>
@@ -1960,7 +2092,7 @@
           <w:color w:val="0F172A"/>
           <w:sz w:val="22"/>
         </w:rPr>
-        <w:t>ĐIỀU 3. TÀI LIỆU VÀ ĐIỀU KIỆN TIÊN QUYẾT TỪ BÊN A</w:t>
+        <w:t>ĐIỀU 4. TÀI LIỆU VÀ ĐIỀU KIỆN TIÊN QUYẾT TỪ BÊN A</w:t>
       </w:r>
     </w:p>
     <w:p>
@@ -2033,7 +2165,7 @@
           <w:color w:val="0F172A"/>
           <w:sz w:val="22"/>
         </w:rPr>
-        <w:t>ĐIỀU 4. ĐIỀU KHOẢN RÀNG BUỘC VÀ HIỆU LỰC</w:t>
+        <w:t>ĐIỀU 5. ĐIỀU KHOẢN RÀNG BUỘC VÀ HIỆU LỰC</w:t>
       </w:r>
     </w:p>
     <w:p>
@@ -2048,7 +2180,7 @@
         <w:rPr>
           <w:b/>
         </w:rPr>
-        <w:t>Hợp đồng Dịch vụ Khung (MSA) số: [SO_HOP_DONG_MSA]/LM-MSA</w:t>
+        <w:t>Hợp đồng Dịch vụ Khung (MSA) số: [MÃ_HỢP_ĐỒNG]</w:t>
       </w:r>
       <w:r>
         <w:t>. Trường hợp có mâu thuẫn giữa Đơn hàng này và MSA, các điều khoản thương mại cụ thể tại Đơn hàng này sẽ được ưu tiên áp dụng.</w:t>
@@ -2079,7 +2211,7 @@
         <w:jc w:val="both"/>
       </w:pPr>
       <w:r>
-        <w:t>3. Đơn hàng này có thể được ký bằng văn bản giấy hoặc ký bằng chữ ký số/chữ ký điện tử hoặc xác nhận chấp thuận thông qua email chính thức của Hai Bên theo quy định của Luật Giao dịch điện tử 2023.</w:t>
+        <w:t>3. Đơn hàng này có thể được ký bằng văn bản giấy hoặc ký bằng chữ ký số/chữ ký điện tử hoặc xác nhận chấp thuận thông qua email chính thức của Hai Bên theo quy định của Luật Giao dịch điện tử.</w:t>
       </w:r>
     </w:p>
     <w:p>
@@ -2089,20 +2221,6 @@
       </w:pPr>
       <w:r>
         <w:t>Đơn hàng được lập thành 02 (hai) bản gốc có giá trị pháp lý như nhau, mỗi Bên giữ 01 (một) bản để thực hiện.</w:t>
-      </w:r>
-    </w:p>
-    <w:p>
-      <w:pPr>
-        <w:spacing w:before="180" w:after="60" w:line="276" w:lineRule="auto"/>
-        <w:jc w:val="left"/>
-      </w:pPr>
-      <w:r>
-        <w:rPr>
-          <w:b/>
-          <w:color w:val="0F172A"/>
-          <w:sz w:val="22"/>
-        </w:rPr>
-        <w:t>KÝ XÁC NHẬN CỦA ĐẠI DIỆN CÁC BÊN:</w:t>
       </w:r>
     </w:p>
     <w:tbl>
@@ -2319,10 +2437,7 @@
               <w:rPr>
                 <w:b/>
               </w:rPr>
-              <w:t>Họ và tên:</w:t>
-            </w:r>
-            <w:r>
-              <w:t xml:space="preserve"> [NGUOI_DAI_DIEN_A]</w:t>
+              <w:t>[NGƯỜI_ĐẠI_DIỆN_A]</w:t>
             </w:r>
           </w:p>
         </w:tc>
@@ -2351,10 +2466,7 @@
               <w:rPr>
                 <w:b/>
               </w:rPr>
-              <w:t>Họ và tên:</w:t>
-            </w:r>
-            <w:r>
-              <w:t xml:space="preserve"> [REPRESENTATIVE]</w:t>
+              <w:t>[REPRESENTATIVE]</w:t>
             </w:r>
           </w:p>
         </w:tc>
@@ -2385,13 +2497,7 @@
               <w:jc w:val="left"/>
             </w:pPr>
             <w:r>
-              <w:rPr>
-                <w:b/>
-              </w:rPr>
-              <w:t>Chức vụ:</w:t>
-            </w:r>
-            <w:r>
-              <w:t xml:space="preserve"> [CHUC_VU_A]</w:t>
+              <w:t>Chức vụ: [CHỨC_VỤ_A]</w:t>
             </w:r>
           </w:p>
         </w:tc>
@@ -2417,13 +2523,7 @@
               <w:jc w:val="left"/>
             </w:pPr>
             <w:r>
-              <w:rPr>
-                <w:b/>
-              </w:rPr>
-              <w:t>Chức vụ:</w:t>
-            </w:r>
-            <w:r>
-              <w:t xml:space="preserve"> [TITLE]</w:t>
+              <w:t>Chức vụ: [TITLE]</w:t>
             </w:r>
           </w:p>
         </w:tc>
@@ -2454,13 +2554,7 @@
               <w:jc w:val="left"/>
             </w:pPr>
             <w:r>
-              <w:rPr>
-                <w:b/>
-              </w:rPr>
-              <w:t>Ngày ký:</w:t>
-            </w:r>
-            <w:r>
-              <w:t xml:space="preserve"> ____/____/202[X]</w:t>
+              <w:t>Ngày ký: ..... / ..... / 202[NĂM]</w:t>
             </w:r>
           </w:p>
         </w:tc>
@@ -2486,13 +2580,7 @@
               <w:jc w:val="left"/>
             </w:pPr>
             <w:r>
-              <w:rPr>
-                <w:b/>
-              </w:rPr>
-              <w:t>Ngày ký:</w:t>
-            </w:r>
-            <w:r>
-              <w:t xml:space="preserve"> ____/____/202[X]</w:t>
+              <w:t>Ngày ký: ..... / ..... / 202[NĂM]</w:t>
             </w:r>
           </w:p>
         </w:tc>
